--- a/01_《三人行》全24集全流程标杆成品库/03_剧作结构、悬念节奏与视听解码/EP17_《三人行》第十七集《不速之客》剧作结构、悬念节奏与视听解码.docx
+++ b/01_《三人行》全24集全流程标杆成品库/03_剧作结构、悬念节奏与视听解码/EP17_《三人行》第十七集《不速之客》剧作结构、悬念节奏与视听解码.docx
@@ -188,19 +188,8 @@
             <w:shd w:fill="1F3864"/>
           </w:tcPr>
           <w:p>
-            <w:pPr>
-              <w:spacing w:before="40" w:after="40" w:line="312" w:lineRule="auto"/>
-              <w:jc w:val="center"/>
-            </w:pPr>
-            <w:r/>
             <w:r>
-              <w:rPr>
-                <w:rFonts w:ascii="Arial" w:hAnsi="Arial" w:eastAsia="黑体"/>
-                <w:b/>
-                <w:color w:val="FFFFFF"/>
-                <w:sz w:val="19"/>
-              </w:rPr>
-              <w:t>核心道具 / 文字意象载体</w:t>
+              <w:t>当集核心道具 / 屏幕文字 / 微镜像载体</w:t>
             </w:r>
           </w:p>
         </w:tc>
@@ -217,1555 +206,164 @@
             <w:shd w:fill="1F3864"/>
           </w:tcPr>
           <w:p>
-            <w:pPr>
-              <w:spacing w:before="40" w:after="40" w:line="312" w:lineRule="auto"/>
-              <w:jc w:val="center"/>
-            </w:pPr>
-            <w:r/>
             <w:r>
-              <w:rPr>
-                <w:rFonts w:ascii="Arial" w:hAnsi="Arial" w:eastAsia="黑体"/>
-                <w:b/>
-                <w:color w:val="FFFFFF"/>
-                <w:sz w:val="19"/>
-              </w:rPr>
               <w:t>本集物理实证、微距文字原文与跨集因果闭环解析</w:t>
             </w:r>
           </w:p>
         </w:tc>
       </w:tr>
       <w:tr>
-        <w:trPr>
-          <w:cantSplit/>
-        </w:trPr>
         <w:tc>
           <w:tcPr>
-            <w:tcW w:type="dxa" w:w="3024"/>
-            <w:vAlign w:val="center"/>
+            <w:tcW w:type="dxa" w:w="5184"/>
             <w:tcMar>
-              <w:top w:w="105" w:type="dxa"/>
-              <w:bottom w:w="105" w:type="dxa"/>
-              <w:left w:w="145" w:type="dxa"/>
-              <w:right w:w="145" w:type="dxa"/>
+              <w:top w:w="70" w:type="dxa"/>
+              <w:bottom w:w="70" w:type="dxa"/>
+              <w:left w:w="100" w:type="dxa"/>
+              <w:right w:w="100" w:type="dxa"/>
             </w:tcMar>
+            <w:shd w:fill="FFFFFF"/>
           </w:tcPr>
           <w:p>
             <w:pPr>
-              <w:spacing w:before="40" w:after="40" w:line="341" w:lineRule="auto"/>
               <w:jc w:val="left"/>
             </w:pPr>
-            <w:r/>
             <w:r>
               <w:rPr>
-                <w:rFonts w:ascii="Times New Roman" w:hAnsi="Times New Roman" w:eastAsia="宋体"/>
+                <w:rFonts w:ascii="黑体" w:hAnsi="黑体"/>
                 <w:b/>
-                <w:color w:val="191919"/>
-                <w:sz w:val="19"/>
               </w:rPr>
-              <w:t>17-1　内　2058年人生无限有限公司开放办公区与监控台 — 夜</w:t>
+              <w:t>32岁余博士古堡沙盘与2058“只卖体验不卖后悔药”训话</w:t>
+              <w:br/>
+              <w:t>（17-1至17-3场）</w:t>
             </w:r>
           </w:p>
         </w:tc>
         <w:tc>
           <w:tcPr>
-            <w:tcW w:type="dxa" w:w="7344"/>
-            <w:vAlign w:val="center"/>
+            <w:tcW w:type="dxa" w:w="5184"/>
             <w:tcMar>
-              <w:top w:w="105" w:type="dxa"/>
-              <w:bottom w:w="105" w:type="dxa"/>
-              <w:left w:w="145" w:type="dxa"/>
-              <w:right w:w="145" w:type="dxa"/>
+              <w:top w:w="70" w:type="dxa"/>
+              <w:bottom w:w="70" w:type="dxa"/>
+              <w:left w:w="100" w:type="dxa"/>
+              <w:right w:w="100" w:type="dxa"/>
             </w:tcMar>
+            <w:shd w:fill="FFFFFF"/>
           </w:tcPr>
           <w:p>
             <w:pPr>
-              <w:spacing w:before="40" w:after="40" w:line="341" w:lineRule="auto"/>
               <w:jc w:val="left"/>
             </w:pPr>
-            <w:r/>
             <w:r>
               <w:rPr>
-                <w:rFonts w:ascii="Times New Roman" w:hAnsi="Times New Roman" w:eastAsia="宋体"/>
+                <w:rFonts w:ascii="宋体" w:hAnsi="宋体"/>
                 <w:b w:val="0"/>
-                <w:color w:val="191919"/>
-                <w:sz w:val="19"/>
               </w:rPr>
-              <w:t>【出场人物】新人男同事、林开颜、高尚、AI语音</w:t>
-              <w:br/>
-              <w:t>【戏剧推进】公元2058年，画面中央浮现巨大的白色年份数字：2058。 北京市“人生（无限）有限公司（LIFE ONCE AGAIN）”纯白科技感的开放办公区内，墙上的挂钟指向晚上七点。身穿紫色连帽卫衣配黑马甲、戴着透明圆框眼镜的实习客服专员林开颜（小雪，工号58004）正坐在工位前；一名戴方框眼镜的新人男同事端着笔记本走过来坐在她对面请教。 姐，刚才培训的时候我没听清，为啥咱们公司有紧急召回技术，客户还是要通过电话亭之类的固定地点联络和往返？</w:t>
+              <w:t>2058副总裁高尚训诫实习生小雪“只卖体验，不卖后悔药”；2008雪原古堡内，32岁青年余博士（余止）向荀未来与赵了道出研究初衷：“消灭所有的未知，才是我研究时空旅行的初衷。怎么，你以为我研究时空旅行，就是为了当个卖后悔药的？”</w:t>
             </w:r>
           </w:p>
         </w:tc>
       </w:tr>
       <w:tr>
-        <w:trPr>
-          <w:cantSplit/>
-        </w:trPr>
         <w:tc>
           <w:tcPr>
-            <w:tcW w:type="dxa" w:w="3024"/>
-            <w:vAlign w:val="center"/>
+            <w:tcW w:type="dxa" w:w="5184"/>
             <w:tcMar>
-              <w:top w:w="105" w:type="dxa"/>
-              <w:bottom w:w="105" w:type="dxa"/>
-              <w:left w:w="145" w:type="dxa"/>
-              <w:right w:w="145" w:type="dxa"/>
+              <w:top w:w="70" w:type="dxa"/>
+              <w:bottom w:w="70" w:type="dxa"/>
+              <w:left w:w="100" w:type="dxa"/>
+              <w:right w:w="100" w:type="dxa"/>
             </w:tcMar>
-            <w:shd w:fill="F7FAFC"/>
+            <w:shd w:fill="F5F7FA"/>
           </w:tcPr>
           <w:p>
             <w:pPr>
-              <w:spacing w:before="40" w:after="40" w:line="341" w:lineRule="auto"/>
               <w:jc w:val="left"/>
             </w:pPr>
-            <w:r/>
             <w:r>
               <w:rPr>
-                <w:rFonts w:ascii="Times New Roman" w:hAnsi="Times New Roman" w:eastAsia="宋体"/>
+                <w:rFonts w:ascii="黑体" w:hAnsi="黑体"/>
                 <w:b/>
-                <w:color w:val="191919"/>
-                <w:sz w:val="19"/>
               </w:rPr>
-              <w:t>17-2　外/内　片头曲《三人行》（OP） — 日/夜</w:t>
+              <w:t>《江湖侠警》小剧组通告单与502室母子沙发对谈</w:t>
+              <w:br/>
+              <w:t>（17-5场）</w:t>
             </w:r>
           </w:p>
         </w:tc>
         <w:tc>
           <w:tcPr>
-            <w:tcW w:type="dxa" w:w="7344"/>
-            <w:vAlign w:val="center"/>
+            <w:tcW w:type="dxa" w:w="5184"/>
             <w:tcMar>
-              <w:top w:w="105" w:type="dxa"/>
-              <w:bottom w:w="105" w:type="dxa"/>
-              <w:left w:w="145" w:type="dxa"/>
-              <w:right w:w="145" w:type="dxa"/>
+              <w:top w:w="70" w:type="dxa"/>
+              <w:bottom w:w="70" w:type="dxa"/>
+              <w:left w:w="100" w:type="dxa"/>
+              <w:right w:w="100" w:type="dxa"/>
             </w:tcMar>
-            <w:shd w:fill="F7FAFC"/>
+            <w:shd w:fill="F5F7FA"/>
           </w:tcPr>
           <w:p>
             <w:pPr>
-              <w:spacing w:before="40" w:after="40" w:line="341" w:lineRule="auto"/>
               <w:jc w:val="left"/>
             </w:pPr>
-            <w:r/>
             <w:r>
               <w:rPr>
-                <w:rFonts w:ascii="Times New Roman" w:hAnsi="Times New Roman" w:eastAsia="宋体"/>
+                <w:rFonts w:ascii="宋体" w:hAnsi="宋体"/>
                 <w:b w:val="0"/>
-                <w:color w:val="191919"/>
-                <w:sz w:val="19"/>
               </w:rPr>
-              <w:t>【出场人物】环境/意象叙事</w:t>
-              <w:br/>
-              <w:t>【戏剧推进】片头音乐响起，三代同体的命运轨迹在时光漩涡中交错，定格于《三人行》（THE TRIPLE ECHO OF TIME）片名标识。</w:t>
+              <w:t>刘美奕在影院偶遇被资方顶替的年轻女演员后，主动放弃大女主，去小剧组演只有几句台词的妈妈；她在502室对66岁儿子赵了笑谈期盼，赵了含泪回应“只要有期盼，就会一直年轻”。</w:t>
             </w:r>
           </w:p>
         </w:tc>
       </w:tr>
       <w:tr>
-        <w:trPr>
-          <w:cantSplit/>
-        </w:trPr>
         <w:tc>
           <w:tcPr>
-            <w:tcW w:type="dxa" w:w="3024"/>
-            <w:vAlign w:val="center"/>
+            <w:tcW w:type="dxa" w:w="5184"/>
             <w:tcMar>
-              <w:top w:w="105" w:type="dxa"/>
-              <w:bottom w:w="105" w:type="dxa"/>
-              <w:left w:w="145" w:type="dxa"/>
-              <w:right w:w="145" w:type="dxa"/>
+              <w:top w:w="70" w:type="dxa"/>
+              <w:bottom w:w="70" w:type="dxa"/>
+              <w:left w:w="100" w:type="dxa"/>
+              <w:right w:w="100" w:type="dxa"/>
             </w:tcMar>
+            <w:shd w:fill="FFFFFF"/>
           </w:tcPr>
           <w:p>
             <w:pPr>
-              <w:spacing w:before="40" w:after="40" w:line="341" w:lineRule="auto"/>
               <w:jc w:val="left"/>
             </w:pPr>
-            <w:r/>
             <w:r>
               <w:rPr>
-                <w:rFonts w:ascii="Times New Roman" w:hAnsi="Times New Roman" w:eastAsia="宋体"/>
+                <w:rFonts w:ascii="黑体" w:hAnsi="黑体"/>
                 <w:b/>
-                <w:color w:val="191919"/>
-                <w:sz w:val="19"/>
               </w:rPr>
-              <w:t>17-3　内　2058年高尚副总裁访谈室与2008年雪原古堡余博士实验室 — 日/夜</w:t>
+              <w:t>掺入鲜榨菠萝汁的酒杯与飞霞路电话亭强制召回白光</w:t>
+              <w:br/>
+              <w:t>（17-7至17-9场）</w:t>
             </w:r>
           </w:p>
         </w:tc>
         <w:tc>
           <w:tcPr>
-            <w:tcW w:type="dxa" w:w="7344"/>
-            <w:vAlign w:val="center"/>
+            <w:tcW w:type="dxa" w:w="5184"/>
             <w:tcMar>
-              <w:top w:w="105" w:type="dxa"/>
-              <w:bottom w:w="105" w:type="dxa"/>
-              <w:left w:w="145" w:type="dxa"/>
-              <w:right w:w="145" w:type="dxa"/>
+              <w:top w:w="70" w:type="dxa"/>
+              <w:bottom w:w="70" w:type="dxa"/>
+              <w:left w:w="100" w:type="dxa"/>
+              <w:right w:w="100" w:type="dxa"/>
             </w:tcMar>
+            <w:shd w:fill="FFFFFF"/>
           </w:tcPr>
           <w:p>
             <w:pPr>
-              <w:spacing w:before="40" w:after="40" w:line="341" w:lineRule="auto"/>
               <w:jc w:val="left"/>
             </w:pPr>
-            <w:r/>
             <w:r>
               <w:rPr>
-                <w:rFonts w:ascii="Times New Roman" w:hAnsi="Times New Roman" w:eastAsia="宋体"/>
+                <w:rFonts w:ascii="宋体" w:hAnsi="宋体"/>
                 <w:b w:val="0"/>
-                <w:color w:val="191919"/>
-                <w:sz w:val="19"/>
               </w:rPr>
-              <w:t>【出场人物】高尚、访谈女记者、余博士、荀未来、赵了</w:t>
-              <w:br/>
-              <w:t>【戏剧推进】公元2058年，CLTV长林卫视（16K HDR VR）的现代流线型访谈室内，画面浮现本集片名：第 17 集 不速之客。 头挽发髻的副总裁高尚正与一名知性女记者隔桌相对，侃侃而谈二十年前（2038年）时空旅行发明人余博士离开“人生有限公司”的往事。 差不多二十年前吧，我记得是三八年。余博士因为跟她的合伙人理念不合，在合同纠纷之后，选择了离开公司，我们也很惋惜。说起来我还是她粉丝呢，看我这个发型。她的合伙人当年窃取了她的科研成果，好在法律……</w:t>
-            </w:r>
-          </w:p>
-        </w:tc>
-      </w:tr>
-      <w:tr>
-        <w:trPr>
-          <w:cantSplit/>
-        </w:trPr>
-        <w:tc>
-          <w:tcPr>
-            <w:tcW w:type="dxa" w:w="3024"/>
-            <w:vAlign w:val="center"/>
-            <w:tcMar>
-              <w:top w:w="105" w:type="dxa"/>
-              <w:bottom w:w="105" w:type="dxa"/>
-              <w:left w:w="145" w:type="dxa"/>
-              <w:right w:w="145" w:type="dxa"/>
-            </w:tcMar>
-            <w:shd w:fill="F7FAFC"/>
-          </w:tcPr>
-          <w:p>
-            <w:pPr>
-              <w:spacing w:before="40" w:after="40" w:line="341" w:lineRule="auto"/>
-              <w:jc w:val="left"/>
-            </w:pPr>
-            <w:r/>
-            <w:r>
-              <w:rPr>
-                <w:rFonts w:ascii="Times New Roman" w:hAnsi="Times New Roman" w:eastAsia="宋体"/>
-                <w:b/>
-                <w:color w:val="191919"/>
-                <w:sz w:val="19"/>
-              </w:rPr>
-              <w:t>17-4　内/外　2058年人生无限有限公司·雪原古堡外·风雪电话亭与502室客厅 — 夜/日</w:t>
-            </w:r>
-          </w:p>
-        </w:tc>
-        <w:tc>
-          <w:tcPr>
-            <w:tcW w:type="dxa" w:w="7344"/>
-            <w:vAlign w:val="center"/>
-            <w:tcMar>
-              <w:top w:w="105" w:type="dxa"/>
-              <w:bottom w:w="105" w:type="dxa"/>
-              <w:left w:w="145" w:type="dxa"/>
-              <w:right w:w="145" w:type="dxa"/>
-            </w:tcMar>
-            <w:shd w:fill="F7FAFC"/>
-          </w:tcPr>
-          <w:p>
-            <w:pPr>
-              <w:spacing w:before="40" w:after="40" w:line="341" w:lineRule="auto"/>
-              <w:jc w:val="left"/>
-            </w:pPr>
-            <w:r/>
-            <w:r>
-              <w:rPr>
-                <w:rFonts w:ascii="Times New Roman" w:hAnsi="Times New Roman" w:eastAsia="宋体"/>
-                <w:b w:val="0"/>
-                <w:color w:val="191919"/>
-                <w:sz w:val="19"/>
-              </w:rPr>
-              <w:t>【出场人物】林开颜、荀未来、赵了</w:t>
-              <w:br/>
-              <w:t>【戏剧推进】几乎在同一秒，公元2058年“人生（无限）有限公司”监控大厅内，刺目的猩红色警报灯疯狂旋转闪烁！全息大屏上弹出鲜红的【最高警报：正在召回｜已归档：黑金会员 赵左右】字样，机械女声响彻大厅：“最高警报，紧急召回程序启动！十、九、八、七……” 正在工位旁的实习生林开颜（小雪）吓得魂不附体，飞奔扑回电脑前，在倒计时数到“一”的千钧一发之际，一把抓起桌上的沉重胶带座，死死压卡在轨迹球鼠标的取消键上，强行物理中断了紧急召回程序！ 不是吧？！最高警……</w:t>
-            </w:r>
-          </w:p>
-        </w:tc>
-      </w:tr>
-      <w:tr>
-        <w:trPr>
-          <w:cantSplit/>
-        </w:trPr>
-        <w:tc>
-          <w:tcPr>
-            <w:tcW w:type="dxa" w:w="3024"/>
-            <w:vAlign w:val="center"/>
-            <w:tcMar>
-              <w:top w:w="105" w:type="dxa"/>
-              <w:bottom w:w="105" w:type="dxa"/>
-              <w:left w:w="145" w:type="dxa"/>
-              <w:right w:w="145" w:type="dxa"/>
-            </w:tcMar>
-          </w:tcPr>
-          <w:p>
-            <w:pPr>
-              <w:spacing w:before="40" w:after="40" w:line="341" w:lineRule="auto"/>
-              <w:jc w:val="left"/>
-            </w:pPr>
-            <w:r/>
-            <w:r>
-              <w:rPr>
-                <w:rFonts w:ascii="Times New Roman" w:hAnsi="Times New Roman" w:eastAsia="宋体"/>
-                <w:b/>
-                <w:color w:val="191919"/>
-                <w:sz w:val="19"/>
-              </w:rPr>
-              <w:t>17-5　内　街边家常面馆·502室监听暗房与客厅 — 日/夜</w:t>
-            </w:r>
-          </w:p>
-        </w:tc>
-        <w:tc>
-          <w:tcPr>
-            <w:tcW w:type="dxa" w:w="7344"/>
-            <w:vAlign w:val="center"/>
-            <w:tcMar>
-              <w:top w:w="105" w:type="dxa"/>
-              <w:bottom w:w="105" w:type="dxa"/>
-              <w:left w:w="145" w:type="dxa"/>
-              <w:right w:w="145" w:type="dxa"/>
-            </w:tcMar>
-          </w:tcPr>
-          <w:p>
-            <w:pPr>
-              <w:spacing w:before="40" w:after="40" w:line="341" w:lineRule="auto"/>
-              <w:jc w:val="left"/>
-            </w:pPr>
-            <w:r/>
-            <w:r>
-              <w:rPr>
-                <w:rFonts w:ascii="Times New Roman" w:hAnsi="Times New Roman" w:eastAsia="宋体"/>
-                <w:b w:val="0"/>
-                <w:color w:val="191919"/>
-                <w:sz w:val="19"/>
-              </w:rPr>
-              <w:t>【出场人物】赵左右、刘美奕、徐图图、赵了</w:t>
-              <w:br/>
-              <w:t>【戏剧推进】五零二室里屋的电脑前，六十六岁的赵了戴着耳机打开监听接收器，四十一岁的荀未来双手插兜站在旁边一起听；画面切至长林市街边一家贴着“宫保鸡丁 9元”海报的家常小面馆内，母亲刘美奕正与十六岁的赵左右、徐图图围坐在小桌旁吃面。 妈，你怎么不吃啊？ 刘美奕放下筷子，端着面碗沉默了片刻，抬起头神色平静却认真地向两个孩子宣布了一个出人意料的决定！</w:t>
-            </w:r>
-          </w:p>
-        </w:tc>
-      </w:tr>
-      <w:tr>
-        <w:trPr>
-          <w:cantSplit/>
-        </w:trPr>
-        <w:tc>
-          <w:tcPr>
-            <w:tcW w:type="dxa" w:w="3024"/>
-            <w:vAlign w:val="center"/>
-            <w:tcMar>
-              <w:top w:w="105" w:type="dxa"/>
-              <w:bottom w:w="105" w:type="dxa"/>
-              <w:left w:w="145" w:type="dxa"/>
-              <w:right w:w="145" w:type="dxa"/>
-            </w:tcMar>
-            <w:shd w:fill="F7FAFC"/>
-          </w:tcPr>
-          <w:p>
-            <w:pPr>
-              <w:spacing w:before="40" w:after="40" w:line="341" w:lineRule="auto"/>
-              <w:jc w:val="left"/>
-            </w:pPr>
-            <w:r/>
-            <w:r>
-              <w:rPr>
-                <w:rFonts w:ascii="Times New Roman" w:hAnsi="Times New Roman" w:eastAsia="宋体"/>
-                <w:b/>
-                <w:color w:val="191919"/>
-                <w:sz w:val="19"/>
-              </w:rPr>
-              <w:t>17-6　外　东湖公园尖顶礼拜堂雪夜木栈道·街头肉铺与水果摊 — 夜</w:t>
-            </w:r>
-          </w:p>
-        </w:tc>
-        <w:tc>
-          <w:tcPr>
-            <w:tcW w:type="dxa" w:w="7344"/>
-            <w:vAlign w:val="center"/>
-            <w:tcMar>
-              <w:top w:w="105" w:type="dxa"/>
-              <w:bottom w:w="105" w:type="dxa"/>
-              <w:left w:w="145" w:type="dxa"/>
-              <w:right w:w="145" w:type="dxa"/>
-            </w:tcMar>
-            <w:shd w:fill="F7FAFC"/>
-          </w:tcPr>
-          <w:p>
-            <w:pPr>
-              <w:spacing w:before="40" w:after="40" w:line="341" w:lineRule="auto"/>
-              <w:jc w:val="left"/>
-            </w:pPr>
-            <w:r/>
-            <w:r>
-              <w:rPr>
-                <w:rFonts w:ascii="Times New Roman" w:hAnsi="Times New Roman" w:eastAsia="宋体"/>
-                <w:b w:val="0"/>
-                <w:color w:val="191919"/>
-                <w:sz w:val="19"/>
-              </w:rPr>
-              <w:t>【出场人物】徐图图、赵左右、林开颜、水果摊老板</w:t>
-              <w:br/>
-              <w:t>【戏剧推进】同一片静谧的雪夜下，东湖公园三角尖顶礼拜堂前的林间木栈道上，白雪皑皑。身穿浅蓝色毛绒大衣、戴着白色卡通连指手套的十六岁徐图图坐在长椅上，看着身旁穿棕色羽绒服的十六岁赵左右，语气里带着一丝排练结束后的小失落。 最近和你一起，给阿姨排练的这段日子，好像做梦一样，突然就结束了。 赵左右双手插在羽绒服兜里，呼出一团白气，笑着安慰她。</w:t>
-            </w:r>
-          </w:p>
-        </w:tc>
-      </w:tr>
-      <w:tr>
-        <w:trPr>
-          <w:cantSplit/>
-        </w:trPr>
-        <w:tc>
-          <w:tcPr>
-            <w:tcW w:type="dxa" w:w="3024"/>
-            <w:vAlign w:val="center"/>
-            <w:tcMar>
-              <w:top w:w="105" w:type="dxa"/>
-              <w:bottom w:w="105" w:type="dxa"/>
-              <w:left w:w="145" w:type="dxa"/>
-              <w:right w:w="145" w:type="dxa"/>
-            </w:tcMar>
-          </w:tcPr>
-          <w:p>
-            <w:pPr>
-              <w:spacing w:before="40" w:after="40" w:line="341" w:lineRule="auto"/>
-              <w:jc w:val="left"/>
-            </w:pPr>
-            <w:r/>
-            <w:r>
-              <w:rPr>
-                <w:rFonts w:ascii="Times New Roman" w:hAnsi="Times New Roman" w:eastAsia="宋体"/>
-                <w:b/>
-                <w:color w:val="191919"/>
-                <w:sz w:val="19"/>
-              </w:rPr>
-              <w:t>17-7　外/内　长林八中操场铁围栏·体育馆·话剧社道具室与高一十班教室 — 夜</w:t>
-            </w:r>
-          </w:p>
-        </w:tc>
-        <w:tc>
-          <w:tcPr>
-            <w:tcW w:type="dxa" w:w="7344"/>
-            <w:vAlign w:val="center"/>
-            <w:tcMar>
-              <w:top w:w="105" w:type="dxa"/>
-              <w:bottom w:w="105" w:type="dxa"/>
-              <w:left w:w="145" w:type="dxa"/>
-              <w:right w:w="145" w:type="dxa"/>
-            </w:tcMar>
-          </w:tcPr>
-          <w:p>
-            <w:pPr>
-              <w:spacing w:before="40" w:after="40" w:line="341" w:lineRule="auto"/>
-              <w:jc w:val="left"/>
-            </w:pPr>
-            <w:r/>
-            <w:r>
-              <w:rPr>
-                <w:rFonts w:ascii="Times New Roman" w:hAnsi="Times New Roman" w:eastAsia="宋体"/>
-                <w:b w:val="0"/>
-                <w:color w:val="191919"/>
-                <w:sz w:val="19"/>
-              </w:rPr>
-              <w:t>【出场人物】徐图图、赵左右、学校保安</w:t>
-              <w:br/>
-              <w:t>【戏剧推进】深夜的长林市第八中学操场铁围栏外，十六岁的赵左右带着徐图图踩着垃圾桶爬上铁栅栏顶端，倒数着“一、二、三”，两人手拉着手一跃跳进白雪覆盖的校园操场！ 空旷无人的雪地操场上，徐图图张开双臂欢快地奔跑转圈，兴奋地大喊。 哈！好刺激，好想大喊啊！</w:t>
-            </w:r>
-          </w:p>
-        </w:tc>
-      </w:tr>
-      <w:tr>
-        <w:trPr>
-          <w:cantSplit/>
-        </w:trPr>
-        <w:tc>
-          <w:tcPr>
-            <w:tcW w:type="dxa" w:w="3024"/>
-            <w:vAlign w:val="center"/>
-            <w:tcMar>
-              <w:top w:w="105" w:type="dxa"/>
-              <w:bottom w:w="105" w:type="dxa"/>
-              <w:left w:w="145" w:type="dxa"/>
-              <w:right w:w="145" w:type="dxa"/>
-            </w:tcMar>
-            <w:shd w:fill="F7FAFC"/>
-          </w:tcPr>
-          <w:p>
-            <w:pPr>
-              <w:spacing w:before="40" w:after="40" w:line="341" w:lineRule="auto"/>
-              <w:jc w:val="left"/>
-            </w:pPr>
-            <w:r/>
-            <w:r>
-              <w:rPr>
-                <w:rFonts w:ascii="Times New Roman" w:hAnsi="Times New Roman" w:eastAsia="宋体"/>
-                <w:b/>
-                <w:color w:val="191919"/>
-                <w:sz w:val="19"/>
-              </w:rPr>
-              <w:t>17-8　内/外　酒店套房客厅与飞霞路风雪公用电话亭 — 夜</w:t>
-            </w:r>
-          </w:p>
-        </w:tc>
-        <w:tc>
-          <w:tcPr>
-            <w:tcW w:type="dxa" w:w="7344"/>
-            <w:vAlign w:val="center"/>
-            <w:tcMar>
-              <w:top w:w="105" w:type="dxa"/>
-              <w:bottom w:w="105" w:type="dxa"/>
-              <w:left w:w="145" w:type="dxa"/>
-              <w:right w:w="145" w:type="dxa"/>
-            </w:tcMar>
-            <w:shd w:fill="F7FAFC"/>
-          </w:tcPr>
-          <w:p>
-            <w:pPr>
-              <w:spacing w:before="40" w:after="40" w:line="341" w:lineRule="auto"/>
-              <w:jc w:val="left"/>
-            </w:pPr>
-            <w:r/>
-            <w:r>
-              <w:rPr>
-                <w:rFonts w:ascii="Times New Roman" w:hAnsi="Times New Roman" w:eastAsia="宋体"/>
-                <w:b w:val="0"/>
-                <w:color w:val="191919"/>
-                <w:sz w:val="19"/>
-              </w:rPr>
-              <w:t>【出场人物】赵了、荀未来、林开颜</w:t>
-              <w:br/>
-              <w:t>【戏剧推进】同一时刻，酒店套房内（白板上写着“沉浸式梦境”并贴满时间线照片），六十六岁的赵了与四十一岁的荀未来从走廊走回客厅。荀未来脱下黑色大衣，疲惫地瘫坐进沙发里。赵了站在客厅中央，如释重负地微笑感叹。 这一切，总算结束了，咱们也可以安心地回去了。我那边的往返通道，也应该快修好了，你再陪我几天吧。 荀未来从沙发上撑起身子，毫不犹豫地摇了摇头。</w:t>
-            </w:r>
-          </w:p>
-        </w:tc>
-      </w:tr>
-      <w:tr>
-        <w:trPr>
-          <w:cantSplit/>
-        </w:trPr>
-        <w:tc>
-          <w:tcPr>
-            <w:tcW w:type="dxa" w:w="3024"/>
-            <w:vAlign w:val="center"/>
-            <w:tcMar>
-              <w:top w:w="105" w:type="dxa"/>
-              <w:bottom w:w="105" w:type="dxa"/>
-              <w:left w:w="145" w:type="dxa"/>
-              <w:right w:w="145" w:type="dxa"/>
-            </w:tcMar>
-          </w:tcPr>
-          <w:p>
-            <w:pPr>
-              <w:spacing w:before="40" w:after="40" w:line="341" w:lineRule="auto"/>
-              <w:jc w:val="left"/>
-            </w:pPr>
-            <w:r/>
-            <w:r>
-              <w:rPr>
-                <w:rFonts w:ascii="Times New Roman" w:hAnsi="Times New Roman" w:eastAsia="宋体"/>
-                <w:b/>
-                <w:color w:val="191919"/>
-                <w:sz w:val="19"/>
-              </w:rPr>
-              <w:t>2058年人生无限公司副总裁“高尚”权限工牌</w:t>
-              <w:br/>
-              <w:t>（场次：第17-1场）</w:t>
-            </w:r>
-          </w:p>
-        </w:tc>
-        <w:tc>
-          <w:tcPr>
-            <w:tcW w:type="dxa" w:w="7344"/>
-            <w:vAlign w:val="center"/>
-            <w:tcMar>
-              <w:top w:w="105" w:type="dxa"/>
-              <w:bottom w:w="105" w:type="dxa"/>
-              <w:left w:w="145" w:type="dxa"/>
-              <w:right w:w="145" w:type="dxa"/>
-            </w:tcMar>
-          </w:tcPr>
-          <w:p>
-            <w:pPr>
-              <w:spacing w:before="40" w:after="40" w:line="341" w:lineRule="auto"/>
-              <w:jc w:val="left"/>
-            </w:pPr>
-            <w:r/>
-            <w:r>
-              <w:rPr>
-                <w:rFonts w:ascii="Times New Roman" w:hAnsi="Times New Roman" w:eastAsia="宋体"/>
-                <w:b w:val="0"/>
-                <w:color w:val="191919"/>
-                <w:sz w:val="19"/>
-              </w:rPr>
-              <w:t>【原片微距文字与物理特征实证】工牌文字：LIVE ONCE AGAIN｜高尚｜Position 副总裁｜NO.101...；小雪通过送给高总女儿生日礼盒骗得该工牌。</w:t>
-            </w:r>
-          </w:p>
-        </w:tc>
-      </w:tr>
-      <w:tr>
-        <w:trPr>
-          <w:cantSplit/>
-        </w:trPr>
-        <w:tc>
-          <w:tcPr>
-            <w:tcW w:type="dxa" w:w="3024"/>
-            <w:vAlign w:val="center"/>
-            <w:tcMar>
-              <w:top w:w="105" w:type="dxa"/>
-              <w:bottom w:w="105" w:type="dxa"/>
-              <w:left w:w="145" w:type="dxa"/>
-              <w:right w:w="145" w:type="dxa"/>
-            </w:tcMar>
-            <w:shd w:fill="F7FAFC"/>
-          </w:tcPr>
-          <w:p>
-            <w:pPr>
-              <w:spacing w:before="40" w:after="40" w:line="341" w:lineRule="auto"/>
-              <w:jc w:val="left"/>
-            </w:pPr>
-            <w:r/>
-            <w:r>
-              <w:rPr>
-                <w:rFonts w:ascii="Times New Roman" w:hAnsi="Times New Roman" w:eastAsia="宋体"/>
-                <w:b/>
-                <w:color w:val="191919"/>
-                <w:sz w:val="19"/>
-              </w:rPr>
-              <w:t>2058监控屏“重置联络点：权限不足，继续录入财务权限”弹窗</w:t>
-              <w:br/>
-              <w:t>（场次：第17-1场）</w:t>
-            </w:r>
-          </w:p>
-        </w:tc>
-        <w:tc>
-          <w:tcPr>
-            <w:tcW w:type="dxa" w:w="7344"/>
-            <w:vAlign w:val="center"/>
-            <w:tcMar>
-              <w:top w:w="105" w:type="dxa"/>
-              <w:bottom w:w="105" w:type="dxa"/>
-              <w:left w:w="145" w:type="dxa"/>
-              <w:right w:w="145" w:type="dxa"/>
-            </w:tcMar>
-            <w:shd w:fill="F7FAFC"/>
-          </w:tcPr>
-          <w:p>
-            <w:pPr>
-              <w:spacing w:before="40" w:after="40" w:line="341" w:lineRule="auto"/>
-              <w:jc w:val="left"/>
-            </w:pPr>
-            <w:r/>
-            <w:r>
-              <w:rPr>
-                <w:rFonts w:ascii="Times New Roman" w:hAnsi="Times New Roman" w:eastAsia="宋体"/>
-                <w:b w:val="0"/>
-                <w:color w:val="191919"/>
-                <w:sz w:val="19"/>
-              </w:rPr>
-              <w:t>【原片微距文字与物理特征实证】档案显示：2008年 黄金会员 赵左右｜66岁｜180cm/67kg｜吉林长林｜余额 1,782,000｜剩余时间 9072h；刷高总卡重置联络点因缺财务权限失败。</w:t>
-            </w:r>
-          </w:p>
-        </w:tc>
-      </w:tr>
-      <w:tr>
-        <w:trPr>
-          <w:cantSplit/>
-        </w:trPr>
-        <w:tc>
-          <w:tcPr>
-            <w:tcW w:type="dxa" w:w="3024"/>
-            <w:vAlign w:val="center"/>
-            <w:tcMar>
-              <w:top w:w="105" w:type="dxa"/>
-              <w:bottom w:w="105" w:type="dxa"/>
-              <w:left w:w="145" w:type="dxa"/>
-              <w:right w:w="145" w:type="dxa"/>
-            </w:tcMar>
-          </w:tcPr>
-          <w:p>
-            <w:pPr>
-              <w:spacing w:before="40" w:after="40" w:line="341" w:lineRule="auto"/>
-              <w:jc w:val="left"/>
-            </w:pPr>
-            <w:r/>
-            <w:r>
-              <w:rPr>
-                <w:rFonts w:ascii="Times New Roman" w:hAnsi="Times New Roman" w:eastAsia="宋体"/>
-                <w:b/>
-                <w:color w:val="191919"/>
-                <w:sz w:val="19"/>
-              </w:rPr>
-              <w:t>小雪（工号58004）将赵左右档案强制操作为【已归档】</w:t>
-              <w:br/>
-              <w:t>（场次：第17-1场）</w:t>
-            </w:r>
-          </w:p>
-        </w:tc>
-        <w:tc>
-          <w:tcPr>
-            <w:tcW w:type="dxa" w:w="7344"/>
-            <w:vAlign w:val="center"/>
-            <w:tcMar>
-              <w:top w:w="105" w:type="dxa"/>
-              <w:bottom w:w="105" w:type="dxa"/>
-              <w:left w:w="145" w:type="dxa"/>
-              <w:right w:w="145" w:type="dxa"/>
-            </w:tcMar>
-          </w:tcPr>
-          <w:p>
-            <w:pPr>
-              <w:spacing w:before="40" w:after="40" w:line="341" w:lineRule="auto"/>
-              <w:jc w:val="left"/>
-            </w:pPr>
-            <w:r/>
-            <w:r>
-              <w:rPr>
-                <w:rFonts w:ascii="Times New Roman" w:hAnsi="Times New Roman" w:eastAsia="宋体"/>
-                <w:b w:val="0"/>
-                <w:color w:val="191919"/>
-                <w:sz w:val="19"/>
-              </w:rPr>
-              <w:t>【原片微距文字与物理特征实证】AI查出飞霞路32号电话亭将于2008年4月14日早6点拆除，小雪为掩盖失误用高总权限卡将赵左右强制归档（伪造已结束旅行）。</w:t>
-            </w:r>
-          </w:p>
-        </w:tc>
-      </w:tr>
-      <w:tr>
-        <w:trPr>
-          <w:cantSplit/>
-        </w:trPr>
-        <w:tc>
-          <w:tcPr>
-            <w:tcW w:type="dxa" w:w="3024"/>
-            <w:vAlign w:val="center"/>
-            <w:tcMar>
-              <w:top w:w="105" w:type="dxa"/>
-              <w:bottom w:w="105" w:type="dxa"/>
-              <w:left w:w="145" w:type="dxa"/>
-              <w:right w:w="145" w:type="dxa"/>
-            </w:tcMar>
-            <w:shd w:fill="F7FAFC"/>
-          </w:tcPr>
-          <w:p>
-            <w:pPr>
-              <w:spacing w:before="40" w:after="40" w:line="341" w:lineRule="auto"/>
-              <w:jc w:val="left"/>
-            </w:pPr>
-            <w:r/>
-            <w:r>
-              <w:rPr>
-                <w:rFonts w:ascii="Times New Roman" w:hAnsi="Times New Roman" w:eastAsia="宋体"/>
-                <w:b/>
-                <w:color w:val="191919"/>
-                <w:sz w:val="19"/>
-              </w:rPr>
-              <w:t>CLTV长林卫视（16K HDR VR）访谈与片名《第 17 集 不速之客》</w:t>
-              <w:br/>
-              <w:t>（场次：第17-3场）</w:t>
-            </w:r>
-          </w:p>
-        </w:tc>
-        <w:tc>
-          <w:tcPr>
-            <w:tcW w:type="dxa" w:w="7344"/>
-            <w:vAlign w:val="center"/>
-            <w:tcMar>
-              <w:top w:w="105" w:type="dxa"/>
-              <w:bottom w:w="105" w:type="dxa"/>
-              <w:left w:w="145" w:type="dxa"/>
-              <w:right w:w="145" w:type="dxa"/>
-            </w:tcMar>
-            <w:shd w:fill="F7FAFC"/>
-          </w:tcPr>
-          <w:p>
-            <w:pPr>
-              <w:spacing w:before="40" w:after="40" w:line="341" w:lineRule="auto"/>
-              <w:jc w:val="left"/>
-            </w:pPr>
-            <w:r/>
-            <w:r>
-              <w:rPr>
-                <w:rFonts w:ascii="Times New Roman" w:hAnsi="Times New Roman" w:eastAsia="宋体"/>
-                <w:b w:val="0"/>
-                <w:color w:val="191919"/>
-                <w:sz w:val="19"/>
-              </w:rPr>
-              <w:t>【原片微距文字与物理特征实证】2058年高尚接受采访讲述余博士于2038年因合伙人窃取科研成果离开公司，公司收购后坚持“只卖体验，不卖后悔药”。</w:t>
-            </w:r>
-          </w:p>
-        </w:tc>
-      </w:tr>
-      <w:tr>
-        <w:trPr>
-          <w:cantSplit/>
-        </w:trPr>
-        <w:tc>
-          <w:tcPr>
-            <w:tcW w:type="dxa" w:w="3024"/>
-            <w:vAlign w:val="center"/>
-            <w:tcMar>
-              <w:top w:w="105" w:type="dxa"/>
-              <w:bottom w:w="105" w:type="dxa"/>
-              <w:left w:w="145" w:type="dxa"/>
-              <w:right w:w="145" w:type="dxa"/>
-            </w:tcMar>
-          </w:tcPr>
-          <w:p>
-            <w:pPr>
-              <w:spacing w:before="40" w:after="40" w:line="341" w:lineRule="auto"/>
-              <w:jc w:val="left"/>
-            </w:pPr>
-            <w:r/>
-            <w:r>
-              <w:rPr>
-                <w:rFonts w:ascii="Times New Roman" w:hAnsi="Times New Roman" w:eastAsia="宋体"/>
-                <w:b/>
-                <w:color w:val="191919"/>
-                <w:sz w:val="19"/>
-              </w:rPr>
-              <w:t>2008年雪原古堡余博士实验室黑板上的时空力学公式</w:t>
-              <w:br/>
-              <w:t>（场次：第17-3场）</w:t>
-            </w:r>
-          </w:p>
-        </w:tc>
-        <w:tc>
-          <w:tcPr>
-            <w:tcW w:type="dxa" w:w="7344"/>
-            <w:vAlign w:val="center"/>
-            <w:tcMar>
-              <w:top w:w="105" w:type="dxa"/>
-              <w:bottom w:w="105" w:type="dxa"/>
-              <w:left w:w="145" w:type="dxa"/>
-              <w:right w:w="145" w:type="dxa"/>
-            </w:tcMar>
-          </w:tcPr>
-          <w:p>
-            <w:pPr>
-              <w:spacing w:before="40" w:after="40" w:line="341" w:lineRule="auto"/>
-              <w:jc w:val="left"/>
-            </w:pPr>
-            <w:r/>
-            <w:r>
-              <w:rPr>
-                <w:rFonts w:ascii="Times New Roman" w:hAnsi="Times New Roman" w:eastAsia="宋体"/>
-                <w:b w:val="0"/>
-                <w:color w:val="191919"/>
-                <w:sz w:val="19"/>
-              </w:rPr>
-              <w:t>【原片微距文字与物理特征实证】32岁的时空旅行发明人余博士在写满微积分与曲率公式的黑板前给荀未来30秒电梯演讲时间，阐述“消灭所有未知”的科学初心。</w:t>
-            </w:r>
-          </w:p>
-        </w:tc>
-      </w:tr>
-      <w:tr>
-        <w:trPr>
-          <w:cantSplit/>
-        </w:trPr>
-        <w:tc>
-          <w:tcPr>
-            <w:tcW w:type="dxa" w:w="3024"/>
-            <w:vAlign w:val="center"/>
-            <w:tcMar>
-              <w:top w:w="105" w:type="dxa"/>
-              <w:bottom w:w="105" w:type="dxa"/>
-              <w:left w:w="145" w:type="dxa"/>
-              <w:right w:w="145" w:type="dxa"/>
-            </w:tcMar>
-            <w:shd w:fill="F7FAFC"/>
-          </w:tcPr>
-          <w:p>
-            <w:pPr>
-              <w:spacing w:before="40" w:after="40" w:line="341" w:lineRule="auto"/>
-              <w:jc w:val="left"/>
-            </w:pPr>
-            <w:r/>
-            <w:r>
-              <w:rPr>
-                <w:rFonts w:ascii="Times New Roman" w:hAnsi="Times New Roman" w:eastAsia="宋体"/>
-                <w:b/>
-                <w:color w:val="191919"/>
-                <w:sz w:val="19"/>
-              </w:rPr>
-              <w:t>2058监控屏【最高警报 正在召回】与小雪用胶带座卡鼠标</w:t>
-              <w:br/>
-              <w:t>（场次：第17-4场）</w:t>
-            </w:r>
-          </w:p>
-        </w:tc>
-        <w:tc>
-          <w:tcPr>
-            <w:tcW w:type="dxa" w:w="7344"/>
-            <w:vAlign w:val="center"/>
-            <w:tcMar>
-              <w:top w:w="105" w:type="dxa"/>
-              <w:bottom w:w="105" w:type="dxa"/>
-              <w:left w:w="145" w:type="dxa"/>
-              <w:right w:w="145" w:type="dxa"/>
-            </w:tcMar>
-            <w:shd w:fill="F7FAFC"/>
-          </w:tcPr>
-          <w:p>
-            <w:pPr>
-              <w:spacing w:before="40" w:after="40" w:line="341" w:lineRule="auto"/>
-              <w:jc w:val="left"/>
-            </w:pPr>
-            <w:r/>
-            <w:r>
-              <w:rPr>
-                <w:rFonts w:ascii="Times New Roman" w:hAnsi="Times New Roman" w:eastAsia="宋体"/>
-                <w:b w:val="0"/>
-                <w:color w:val="191919"/>
-                <w:sz w:val="19"/>
-              </w:rPr>
-              <w:t>【原片微距文字与物理特征实证】余博士听见赵了耳机声音触发最高警报10秒召回倒计时，小雪飞扑回工位用沉重胶带座压死轨迹球鼠标，强行物理中断召回程序！</w:t>
-            </w:r>
-          </w:p>
-        </w:tc>
-      </w:tr>
-      <w:tr>
-        <w:trPr>
-          <w:cantSplit/>
-        </w:trPr>
-        <w:tc>
-          <w:tcPr>
-            <w:tcW w:type="dxa" w:w="3024"/>
-            <w:vAlign w:val="center"/>
-            <w:tcMar>
-              <w:top w:w="105" w:type="dxa"/>
-              <w:bottom w:w="105" w:type="dxa"/>
-              <w:left w:w="145" w:type="dxa"/>
-              <w:right w:w="145" w:type="dxa"/>
-            </w:tcMar>
-          </w:tcPr>
-          <w:p>
-            <w:pPr>
-              <w:spacing w:before="40" w:after="40" w:line="341" w:lineRule="auto"/>
-              <w:jc w:val="left"/>
-            </w:pPr>
-            <w:r/>
-            <w:r>
-              <w:rPr>
-                <w:rFonts w:ascii="Times New Roman" w:hAnsi="Times New Roman" w:eastAsia="宋体"/>
-                <w:b/>
-                <w:color w:val="191919"/>
-                <w:sz w:val="19"/>
-              </w:rPr>
-              <w:t>2058终端【工号：58004 林开颜（实习生）正在开启员工通道】</w:t>
-              <w:br/>
-              <w:t>（场次：第17-4场）</w:t>
-            </w:r>
-          </w:p>
-        </w:tc>
-        <w:tc>
-          <w:tcPr>
-            <w:tcW w:type="dxa" w:w="7344"/>
-            <w:vAlign w:val="center"/>
-            <w:tcMar>
-              <w:top w:w="105" w:type="dxa"/>
-              <w:bottom w:w="105" w:type="dxa"/>
-              <w:left w:w="145" w:type="dxa"/>
-              <w:right w:w="145" w:type="dxa"/>
-            </w:tcMar>
-          </w:tcPr>
-          <w:p>
-            <w:pPr>
-              <w:spacing w:before="40" w:after="40" w:line="341" w:lineRule="auto"/>
-              <w:jc w:val="left"/>
-            </w:pPr>
-            <w:r/>
-            <w:r>
-              <w:rPr>
-                <w:rFonts w:ascii="Times New Roman" w:hAnsi="Times New Roman" w:eastAsia="宋体"/>
-                <w:b w:val="0"/>
-                <w:color w:val="191919"/>
-                <w:sz w:val="19"/>
-              </w:rPr>
-              <w:t>【原片微距文字与物理特征实证】小雪接完母亲电话后拒绝回老家，偏执地开启员工通道，亲自穿越到2008年雪夜试图阻止赵左右联系公司。</w:t>
-            </w:r>
-          </w:p>
-        </w:tc>
-      </w:tr>
-      <w:tr>
-        <w:trPr>
-          <w:cantSplit/>
-        </w:trPr>
-        <w:tc>
-          <w:tcPr>
-            <w:tcW w:type="dxa" w:w="3024"/>
-            <w:vAlign w:val="center"/>
-            <w:tcMar>
-              <w:top w:w="105" w:type="dxa"/>
-              <w:bottom w:w="105" w:type="dxa"/>
-              <w:left w:w="145" w:type="dxa"/>
-              <w:right w:w="145" w:type="dxa"/>
-            </w:tcMar>
-            <w:shd w:fill="F7FAFC"/>
-          </w:tcPr>
-          <w:p>
-            <w:pPr>
-              <w:spacing w:before="40" w:after="40" w:line="341" w:lineRule="auto"/>
-              <w:jc w:val="left"/>
-            </w:pPr>
-            <w:r/>
-            <w:r>
-              <w:rPr>
-                <w:rFonts w:ascii="Times New Roman" w:hAnsi="Times New Roman" w:eastAsia="宋体"/>
-                <w:b/>
-                <w:color w:val="191919"/>
-                <w:sz w:val="19"/>
-              </w:rPr>
-              <w:t>余博士追出古堡记下赵了越野车车牌号“黑E·6T534”</w:t>
-              <w:br/>
-              <w:t>（场次：第17-4场）</w:t>
-            </w:r>
-          </w:p>
-        </w:tc>
-        <w:tc>
-          <w:tcPr>
-            <w:tcW w:type="dxa" w:w="7344"/>
-            <w:vAlign w:val="center"/>
-            <w:tcMar>
-              <w:top w:w="105" w:type="dxa"/>
-              <w:bottom w:w="105" w:type="dxa"/>
-              <w:left w:w="145" w:type="dxa"/>
-              <w:right w:w="145" w:type="dxa"/>
-            </w:tcMar>
-            <w:shd w:fill="F7FAFC"/>
-          </w:tcPr>
-          <w:p>
-            <w:pPr>
-              <w:spacing w:before="40" w:after="40" w:line="341" w:lineRule="auto"/>
-              <w:jc w:val="left"/>
-            </w:pPr>
-            <w:r/>
-            <w:r>
-              <w:rPr>
-                <w:rFonts w:ascii="Times New Roman" w:hAnsi="Times New Roman" w:eastAsia="宋体"/>
-                <w:b w:val="0"/>
-                <w:color w:val="191919"/>
-                <w:sz w:val="19"/>
-              </w:rPr>
-              <w:t>【原片微距文字与物理特征实证】被识破的荀未来跳上赵了的越野车逃离，余博士追到雪地记下车牌“6T534”并回实验室检查失窃手稿，咬牙道“给我等着”。</w:t>
-            </w:r>
-          </w:p>
-        </w:tc>
-      </w:tr>
-      <w:tr>
-        <w:trPr>
-          <w:cantSplit/>
-        </w:trPr>
-        <w:tc>
-          <w:tcPr>
-            <w:tcW w:type="dxa" w:w="3024"/>
-            <w:vAlign w:val="center"/>
-            <w:tcMar>
-              <w:top w:w="105" w:type="dxa"/>
-              <w:bottom w:w="105" w:type="dxa"/>
-              <w:left w:w="145" w:type="dxa"/>
-              <w:right w:w="145" w:type="dxa"/>
-            </w:tcMar>
-          </w:tcPr>
-          <w:p>
-            <w:pPr>
-              <w:spacing w:before="40" w:after="40" w:line="341" w:lineRule="auto"/>
-              <w:jc w:val="left"/>
-            </w:pPr>
-            <w:r/>
-            <w:r>
-              <w:rPr>
-                <w:rFonts w:ascii="Times New Roman" w:hAnsi="Times New Roman" w:eastAsia="宋体"/>
-                <w:b/>
-                <w:color w:val="191919"/>
-                <w:sz w:val="19"/>
-              </w:rPr>
-              <w:t>小餐馆墙面“宫保鸡丁 9元”海报与刘美奕宣布弃演</w:t>
-              <w:br/>
-              <w:t>（场次：第17-5场）</w:t>
-            </w:r>
-          </w:p>
-        </w:tc>
-        <w:tc>
-          <w:tcPr>
-            <w:tcW w:type="dxa" w:w="7344"/>
-            <w:vAlign w:val="center"/>
-            <w:tcMar>
-              <w:top w:w="105" w:type="dxa"/>
-              <w:bottom w:w="105" w:type="dxa"/>
-              <w:left w:w="145" w:type="dxa"/>
-              <w:right w:w="145" w:type="dxa"/>
-            </w:tcMar>
-          </w:tcPr>
-          <w:p>
-            <w:pPr>
-              <w:spacing w:before="40" w:after="40" w:line="341" w:lineRule="auto"/>
-              <w:jc w:val="left"/>
-            </w:pPr>
-            <w:r/>
-            <w:r>
-              <w:rPr>
-                <w:rFonts w:ascii="Times New Roman" w:hAnsi="Times New Roman" w:eastAsia="宋体"/>
-                <w:b w:val="0"/>
-                <w:color w:val="191919"/>
-                <w:sz w:val="19"/>
-              </w:rPr>
-              <w:t>【原片微距文字与物理特征实证】刘美奕在电影院偶遇被换掉的年轻女演员，得知自己是被资方内定硬塞进去的，主动放弃女主角改演小剧组只有几句词的妈妈角色。</w:t>
-            </w:r>
-          </w:p>
-        </w:tc>
-      </w:tr>
-      <w:tr>
-        <w:trPr>
-          <w:cantSplit/>
-        </w:trPr>
-        <w:tc>
-          <w:tcPr>
-            <w:tcW w:type="dxa" w:w="3024"/>
-            <w:vAlign w:val="center"/>
-            <w:tcMar>
-              <w:top w:w="105" w:type="dxa"/>
-              <w:bottom w:w="105" w:type="dxa"/>
-              <w:left w:w="145" w:type="dxa"/>
-              <w:right w:w="145" w:type="dxa"/>
-            </w:tcMar>
-            <w:shd w:fill="F7FAFC"/>
-          </w:tcPr>
-          <w:p>
-            <w:pPr>
-              <w:spacing w:before="40" w:after="40" w:line="341" w:lineRule="auto"/>
-              <w:jc w:val="left"/>
-            </w:pPr>
-            <w:r/>
-            <w:r>
-              <w:rPr>
-                <w:rFonts w:ascii="Times New Roman" w:hAnsi="Times New Roman" w:eastAsia="宋体"/>
-                <w:b/>
-                <w:color w:val="191919"/>
-                <w:sz w:val="19"/>
-              </w:rPr>
-              <w:t>502室茶几上赵了收藏的任贤齐等90后经典磁带与录音机</w:t>
-              <w:br/>
-              <w:t>（场次：第17-5场）</w:t>
-            </w:r>
-          </w:p>
-        </w:tc>
-        <w:tc>
-          <w:tcPr>
-            <w:tcW w:type="dxa" w:w="7344"/>
-            <w:vAlign w:val="center"/>
-            <w:tcMar>
-              <w:top w:w="105" w:type="dxa"/>
-              <w:bottom w:w="105" w:type="dxa"/>
-              <w:left w:w="145" w:type="dxa"/>
-              <w:right w:w="145" w:type="dxa"/>
-            </w:tcMar>
-            <w:shd w:fill="F7FAFC"/>
-          </w:tcPr>
-          <w:p>
-            <w:pPr>
-              <w:spacing w:before="40" w:after="40" w:line="341" w:lineRule="auto"/>
-              <w:jc w:val="left"/>
-            </w:pPr>
-            <w:r/>
-            <w:r>
-              <w:rPr>
-                <w:rFonts w:ascii="Times New Roman" w:hAnsi="Times New Roman" w:eastAsia="宋体"/>
-                <w:b w:val="0"/>
-                <w:color w:val="191919"/>
-                <w:sz w:val="19"/>
-              </w:rPr>
-              <w:t>【原片微距文字与物理特征实证】刘美奕登门502室向66岁赵了道谢，赵了送出“只要有期盼，就会一直年轻”的祝福，刘美奕笑称赵先生听的都是儿子90后爱听的歌。</w:t>
-            </w:r>
-          </w:p>
-        </w:tc>
-      </w:tr>
-      <w:tr>
-        <w:trPr>
-          <w:cantSplit/>
-        </w:trPr>
-        <w:tc>
-          <w:tcPr>
-            <w:tcW w:type="dxa" w:w="3024"/>
-            <w:vAlign w:val="center"/>
-            <w:tcMar>
-              <w:top w:w="105" w:type="dxa"/>
-              <w:bottom w:w="105" w:type="dxa"/>
-              <w:left w:w="145" w:type="dxa"/>
-              <w:right w:w="145" w:type="dxa"/>
-            </w:tcMar>
-          </w:tcPr>
-          <w:p>
-            <w:pPr>
-              <w:spacing w:before="40" w:after="40" w:line="341" w:lineRule="auto"/>
-              <w:jc w:val="left"/>
-            </w:pPr>
-            <w:r/>
-            <w:r>
-              <w:rPr>
-                <w:rFonts w:ascii="Times New Roman" w:hAnsi="Times New Roman" w:eastAsia="宋体"/>
-                <w:b/>
-                <w:color w:val="191919"/>
-                <w:sz w:val="19"/>
-              </w:rPr>
-              <w:t>赵左右健康档案【已知过敏反应：菠萝蛋白酶、几丁质酶】</w:t>
-              <w:br/>
-              <w:t>（场次：第17-6场）</w:t>
-            </w:r>
-          </w:p>
-        </w:tc>
-        <w:tc>
-          <w:tcPr>
-            <w:tcW w:type="dxa" w:w="7344"/>
-            <w:vAlign w:val="center"/>
-            <w:tcMar>
-              <w:top w:w="105" w:type="dxa"/>
-              <w:bottom w:w="105" w:type="dxa"/>
-              <w:left w:w="145" w:type="dxa"/>
-              <w:right w:w="145" w:type="dxa"/>
-            </w:tcMar>
-          </w:tcPr>
-          <w:p>
-            <w:pPr>
-              <w:spacing w:before="40" w:after="40" w:line="341" w:lineRule="auto"/>
-              <w:jc w:val="left"/>
-            </w:pPr>
-            <w:r/>
-            <w:r>
-              <w:rPr>
-                <w:rFonts w:ascii="Times New Roman" w:hAnsi="Times New Roman" w:eastAsia="宋体"/>
-                <w:b w:val="0"/>
-                <w:color w:val="191919"/>
-                <w:sz w:val="19"/>
-              </w:rPr>
-              <w:t>【原片微距文字与物理特征实证】小雪在肉铺看剁肉干呕不敢买刀，调出工号58003赵左右健康档案（时空扭曲承受力82 B+，对菠萝蛋白酶过敏，恐惧深海、幽闭）。</w:t>
-            </w:r>
-          </w:p>
-        </w:tc>
-      </w:tr>
-      <w:tr>
-        <w:trPr>
-          <w:cantSplit/>
-        </w:trPr>
-        <w:tc>
-          <w:tcPr>
-            <w:tcW w:type="dxa" w:w="3024"/>
-            <w:vAlign w:val="center"/>
-            <w:tcMar>
-              <w:top w:w="105" w:type="dxa"/>
-              <w:bottom w:w="105" w:type="dxa"/>
-              <w:left w:w="145" w:type="dxa"/>
-              <w:right w:w="145" w:type="dxa"/>
-            </w:tcMar>
-            <w:shd w:fill="F7FAFC"/>
-          </w:tcPr>
-          <w:p>
-            <w:pPr>
-              <w:spacing w:before="40" w:after="40" w:line="341" w:lineRule="auto"/>
-              <w:jc w:val="left"/>
-            </w:pPr>
-            <w:r/>
-            <w:r>
-              <w:rPr>
-                <w:rFonts w:ascii="Times New Roman" w:hAnsi="Times New Roman" w:eastAsia="宋体"/>
-                <w:b/>
-                <w:color w:val="191919"/>
-                <w:sz w:val="19"/>
-              </w:rPr>
-              <w:t>小雪在水果摊放下的2015版百元人民币与整颗大菠萝</w:t>
-              <w:br/>
-              <w:t>（场次：第17-6场）</w:t>
-            </w:r>
-          </w:p>
-        </w:tc>
-        <w:tc>
-          <w:tcPr>
-            <w:tcW w:type="dxa" w:w="7344"/>
-            <w:vAlign w:val="center"/>
-            <w:tcMar>
-              <w:top w:w="105" w:type="dxa"/>
-              <w:bottom w:w="105" w:type="dxa"/>
-              <w:left w:w="145" w:type="dxa"/>
-              <w:right w:w="145" w:type="dxa"/>
-            </w:tcMar>
-            <w:shd w:fill="F7FAFC"/>
-          </w:tcPr>
-          <w:p>
-            <w:pPr>
-              <w:spacing w:before="40" w:after="40" w:line="341" w:lineRule="auto"/>
-              <w:jc w:val="left"/>
-            </w:pPr>
-            <w:r/>
-            <w:r>
-              <w:rPr>
-                <w:rFonts w:ascii="Times New Roman" w:hAnsi="Times New Roman" w:eastAsia="宋体"/>
-                <w:b w:val="0"/>
-                <w:color w:val="191919"/>
-                <w:sz w:val="19"/>
-              </w:rPr>
-              <w:t>【原片微距文字与物理特征实证】2058年的小雪听不懂水果摊老板说“找不开/破不开”，以为是不能削皮，扔下100元大钞抱起整颗菠萝就走。</w:t>
-            </w:r>
-          </w:p>
-        </w:tc>
-      </w:tr>
-      <w:tr>
-        <w:trPr>
-          <w:cantSplit/>
-        </w:trPr>
-        <w:tc>
-          <w:tcPr>
-            <w:tcW w:type="dxa" w:w="3024"/>
-            <w:vAlign w:val="center"/>
-            <w:tcMar>
-              <w:top w:w="105" w:type="dxa"/>
-              <w:bottom w:w="105" w:type="dxa"/>
-              <w:left w:w="145" w:type="dxa"/>
-              <w:right w:w="145" w:type="dxa"/>
-            </w:tcMar>
-          </w:tcPr>
-          <w:p>
-            <w:pPr>
-              <w:spacing w:before="40" w:after="40" w:line="341" w:lineRule="auto"/>
-              <w:jc w:val="left"/>
-            </w:pPr>
-            <w:r/>
-            <w:r>
-              <w:rPr>
-                <w:rFonts w:ascii="Times New Roman" w:hAnsi="Times New Roman" w:eastAsia="宋体"/>
-                <w:b/>
-                <w:color w:val="191919"/>
-                <w:sz w:val="19"/>
-              </w:rPr>
-              <w:t>八中话剧社道具室里“比造雪机珍贵一万倍”的发光大雪人</w:t>
-              <w:br/>
-              <w:t>（场次：第17-7场）</w:t>
-            </w:r>
-          </w:p>
-        </w:tc>
-        <w:tc>
-          <w:tcPr>
-            <w:tcW w:type="dxa" w:w="7344"/>
-            <w:vAlign w:val="center"/>
-            <w:tcMar>
-              <w:top w:w="105" w:type="dxa"/>
-              <w:bottom w:w="105" w:type="dxa"/>
-              <w:left w:w="145" w:type="dxa"/>
-              <w:right w:w="145" w:type="dxa"/>
-            </w:tcMar>
-          </w:tcPr>
-          <w:p>
-            <w:pPr>
-              <w:spacing w:before="40" w:after="40" w:line="341" w:lineRule="auto"/>
-              <w:jc w:val="left"/>
-            </w:pPr>
-            <w:r/>
-            <w:r>
-              <w:rPr>
-                <w:rFonts w:ascii="Times New Roman" w:hAnsi="Times New Roman" w:eastAsia="宋体"/>
-                <w:b w:val="0"/>
-                <w:color w:val="191919"/>
-                <w:sz w:val="19"/>
-              </w:rPr>
-              <w:t>【原片微距文字与物理特征实证】赵左右带徐图图夜闯学校找造雪机未果，却在道具室发现发光毛绒大雪人，赵左右讲述童年与母亲看的《雪人》动画片（天亮后雪人化了）。</w:t>
-            </w:r>
-          </w:p>
-        </w:tc>
-      </w:tr>
-      <w:tr>
-        <w:trPr>
-          <w:cantSplit/>
-        </w:trPr>
-        <w:tc>
-          <w:tcPr>
-            <w:tcW w:type="dxa" w:w="3024"/>
-            <w:vAlign w:val="center"/>
-            <w:tcMar>
-              <w:top w:w="105" w:type="dxa"/>
-              <w:bottom w:w="105" w:type="dxa"/>
-              <w:left w:w="145" w:type="dxa"/>
-              <w:right w:w="145" w:type="dxa"/>
-            </w:tcMar>
-            <w:shd w:fill="F7FAFC"/>
-          </w:tcPr>
-          <w:p>
-            <w:pPr>
-              <w:spacing w:before="40" w:after="40" w:line="341" w:lineRule="auto"/>
-              <w:jc w:val="left"/>
-            </w:pPr>
-            <w:r/>
-            <w:r>
-              <w:rPr>
-                <w:rFonts w:ascii="Times New Roman" w:hAnsi="Times New Roman" w:eastAsia="宋体"/>
-                <w:b/>
-                <w:color w:val="191919"/>
-                <w:sz w:val="19"/>
-              </w:rPr>
-              <w:t>深夜高一十班教室窗边赵左右与徐图图并肩坐课桌剪影</w:t>
-              <w:br/>
-              <w:t>（场次：第17-7场）</w:t>
-            </w:r>
-          </w:p>
-        </w:tc>
-        <w:tc>
-          <w:tcPr>
-            <w:tcW w:type="dxa" w:w="7344"/>
-            <w:vAlign w:val="center"/>
-            <w:tcMar>
-              <w:top w:w="105" w:type="dxa"/>
-              <w:bottom w:w="105" w:type="dxa"/>
-              <w:left w:w="145" w:type="dxa"/>
-              <w:right w:w="145" w:type="dxa"/>
-            </w:tcMar>
-            <w:shd w:fill="F7FAFC"/>
-          </w:tcPr>
-          <w:p>
-            <w:pPr>
-              <w:spacing w:before="40" w:after="40" w:line="341" w:lineRule="auto"/>
-              <w:jc w:val="left"/>
-            </w:pPr>
-            <w:r/>
-            <w:r>
-              <w:rPr>
-                <w:rFonts w:ascii="Times New Roman" w:hAnsi="Times New Roman" w:eastAsia="宋体"/>
-                <w:b w:val="0"/>
-                <w:color w:val="191919"/>
-                <w:sz w:val="19"/>
-              </w:rPr>
-              <w:t>【原片微距文字与物理特征实证】两人用门框顶钥匙打开十班教室，并肩坐在窗边课桌上畅聊，被保安抓包后赵左右狂奔高喊“罗爱文！”甩锅。</w:t>
-            </w:r>
-          </w:p>
-        </w:tc>
-      </w:tr>
-      <w:tr>
-        <w:trPr>
-          <w:cantSplit/>
-        </w:trPr>
-        <w:tc>
-          <w:tcPr>
-            <w:tcW w:type="dxa" w:w="3024"/>
-            <w:vAlign w:val="center"/>
-            <w:tcMar>
-              <w:top w:w="105" w:type="dxa"/>
-              <w:bottom w:w="105" w:type="dxa"/>
-              <w:left w:w="145" w:type="dxa"/>
-              <w:right w:w="145" w:type="dxa"/>
-            </w:tcMar>
-          </w:tcPr>
-          <w:p>
-            <w:pPr>
-              <w:spacing w:before="40" w:after="40" w:line="341" w:lineRule="auto"/>
-              <w:jc w:val="left"/>
-            </w:pPr>
-            <w:r/>
-            <w:r>
-              <w:rPr>
-                <w:rFonts w:ascii="Times New Roman" w:hAnsi="Times New Roman" w:eastAsia="宋体"/>
-                <w:b/>
-                <w:color w:val="191919"/>
-                <w:sz w:val="19"/>
-              </w:rPr>
-              <w:t>酒店套房《沉浸式梦境》线索白板与赵了荀未来探讨归期</w:t>
-              <w:br/>
-              <w:t>（场次：第17-8场）</w:t>
-            </w:r>
-          </w:p>
-        </w:tc>
-        <w:tc>
-          <w:tcPr>
-            <w:tcW w:type="dxa" w:w="7344"/>
-            <w:vAlign w:val="center"/>
-            <w:tcMar>
-              <w:top w:w="105" w:type="dxa"/>
-              <w:bottom w:w="105" w:type="dxa"/>
-              <w:left w:w="145" w:type="dxa"/>
-              <w:right w:w="145" w:type="dxa"/>
-            </w:tcMar>
-          </w:tcPr>
-          <w:p>
-            <w:pPr>
-              <w:spacing w:before="40" w:after="40" w:line="341" w:lineRule="auto"/>
-              <w:jc w:val="left"/>
-            </w:pPr>
-            <w:r/>
-            <w:r>
-              <w:rPr>
-                <w:rFonts w:ascii="Times New Roman" w:hAnsi="Times New Roman" w:eastAsia="宋体"/>
-                <w:b w:val="0"/>
-                <w:color w:val="191919"/>
-                <w:sz w:val="19"/>
-              </w:rPr>
-              <w:t>【原片微距文字与物理特征实证】白板贴满人物关系与时间线照片；赵了劝急着回2033年赚钱的荀未来：“希望你钱赚够了，不会成为第二个赵了。”</w:t>
-            </w:r>
-          </w:p>
-        </w:tc>
-      </w:tr>
-      <w:tr>
-        <w:trPr>
-          <w:cantSplit/>
-        </w:trPr>
-        <w:tc>
-          <w:tcPr>
-            <w:tcW w:type="dxa" w:w="3024"/>
-            <w:vAlign w:val="center"/>
-            <w:tcMar>
-              <w:top w:w="105" w:type="dxa"/>
-              <w:bottom w:w="105" w:type="dxa"/>
-              <w:left w:w="145" w:type="dxa"/>
-              <w:right w:w="145" w:type="dxa"/>
-            </w:tcMar>
-            <w:shd w:fill="F7FAFC"/>
-          </w:tcPr>
-          <w:p>
-            <w:pPr>
-              <w:spacing w:before="40" w:after="40" w:line="341" w:lineRule="auto"/>
-              <w:jc w:val="left"/>
-            </w:pPr>
-            <w:r/>
-            <w:r>
-              <w:rPr>
-                <w:rFonts w:ascii="Times New Roman" w:hAnsi="Times New Roman" w:eastAsia="宋体"/>
-                <w:b/>
-                <w:color w:val="191919"/>
-                <w:sz w:val="19"/>
-              </w:rPr>
-              <w:t>飞霞路电话亭（8757186）标牌与小雪刺向赵了的菠萝汁注射器</w:t>
-              <w:br/>
-              <w:t>（场次：第17-8场）</w:t>
-            </w:r>
-          </w:p>
-        </w:tc>
-        <w:tc>
-          <w:tcPr>
-            <w:tcW w:type="dxa" w:w="7344"/>
-            <w:vAlign w:val="center"/>
-            <w:tcMar>
-              <w:top w:w="105" w:type="dxa"/>
-              <w:bottom w:w="105" w:type="dxa"/>
-              <w:left w:w="145" w:type="dxa"/>
-              <w:right w:w="145" w:type="dxa"/>
-            </w:tcMar>
-            <w:shd w:fill="F7FAFC"/>
-          </w:tcPr>
-          <w:p>
-            <w:pPr>
-              <w:spacing w:before="40" w:after="40" w:line="341" w:lineRule="auto"/>
-              <w:jc w:val="left"/>
-            </w:pPr>
-            <w:r/>
-            <w:r>
-              <w:rPr>
-                <w:rFonts w:ascii="Times New Roman" w:hAnsi="Times New Roman" w:eastAsia="宋体"/>
-                <w:b w:val="0"/>
-                <w:color w:val="191919"/>
-                <w:sz w:val="19"/>
-              </w:rPr>
-              <w:t>【原片微距文字与物理特征实证】赵了在电话亭拨号未通推门欲出时，小雪突然冲上来将满管黄色菠萝汁注射器扎进赵了胸口，赵了重度过敏休克瘫倒在电话亭内！</w:t>
+              <w:t>为掩盖工作失误的2058实习生小雪（林开颜）潜入2008年，在酒杯中掺入高浓度菠萝汁诱发赵了严重过敏休克送入市二院，并在32岁余博士面前被最高警报白光强制召回2058。</w:t>
             </w:r>
           </w:p>
         </w:tc>
@@ -3970,17 +2568,10 @@
               <w:spacing w:before="40" w:after="40" w:line="341" w:lineRule="auto"/>
               <w:jc w:val="left"/>
             </w:pPr>
-            <w:r/>
             <w:r>
-              <w:rPr>
-                <w:rFonts w:ascii="Times New Roman" w:hAnsi="Times New Roman" w:eastAsia="宋体"/>
-                <w:b/>
-                <w:color w:val="191919"/>
-                <w:sz w:val="19"/>
-              </w:rPr>
               <w:t>S01 @ 00:45.0 (第17-1场)</w:t>
               <w:br/>
-              <w:t>（场次：赵飞雪）</w:t>
+              <w:t>（场次：）</w:t>
             </w:r>
           </w:p>
         </w:tc>
@@ -4226,17 +2817,10 @@
               <w:spacing w:before="40" w:after="40" w:line="341" w:lineRule="auto"/>
               <w:jc w:val="left"/>
             </w:pPr>
-            <w:r/>
             <w:r>
-              <w:rPr>
-                <w:rFonts w:ascii="Times New Roman" w:hAnsi="Times New Roman" w:eastAsia="宋体"/>
-                <w:b/>
-                <w:color w:val="191919"/>
-                <w:sz w:val="19"/>
-              </w:rPr>
               <w:t>S03 @ 08:55.0 (第17-3场)</w:t>
               <w:br/>
-              <w:t>（场次：马天宇）</w:t>
+              <w:t>（场次：）</w:t>
             </w:r>
           </w:p>
         </w:tc>
@@ -4418,17 +3002,10 @@
               <w:spacing w:before="40" w:after="40" w:line="341" w:lineRule="auto"/>
               <w:jc w:val="left"/>
             </w:pPr>
-            <w:r/>
             <w:r>
-              <w:rPr>
-                <w:rFonts w:ascii="Times New Roman" w:hAnsi="Times New Roman" w:eastAsia="宋体"/>
-                <w:b/>
-                <w:color w:val="191919"/>
-                <w:sz w:val="19"/>
-              </w:rPr>
               <w:t>S04 @ 15:55.0 (第17-4场)</w:t>
               <w:br/>
-              <w:t>（场次：赵飞雪）</w:t>
+              <w:t>（场次：）</w:t>
             </w:r>
           </w:p>
         </w:tc>

--- a/01_《三人行》全24集全流程标杆成品库/03_剧作结构、悬念节奏与视听解码/EP17_《三人行》第十七集《不速之客》剧作结构、悬念节奏与视听解码.docx
+++ b/01_《三人行》全24集全流程标杆成品库/03_剧作结构、悬念节奏与视听解码/EP17_《三人行》第十七集《不速之客》剧作结构、悬念节奏与视听解码.docx
@@ -910,21 +910,10 @@
             </w:tcMar>
           </w:tcPr>
           <w:p>
-            <w:pPr>
-              <w:spacing w:before="40" w:after="40" w:line="341" w:lineRule="auto"/>
-              <w:jc w:val="left"/>
-            </w:pPr>
-            <w:r/>
             <w:r>
-              <w:rPr>
-                <w:rFonts w:ascii="Times New Roman" w:hAnsi="Times New Roman" w:eastAsia="宋体"/>
-                <w:b w:val="0"/>
-                <w:color w:val="191919"/>
-                <w:sz w:val="19"/>
-              </w:rPr>
               <w:t>【出场人物】新人男同事、林开颜（小雪）、高尚、AI语音（画外音）</w:t>
               <w:br/>
-              <w:t>【本场戏剧功能与导演调度任务】公元2058年，画面中央浮现巨大的白色年份数字：2058。 北京市“人生（无限）有限公司（LIFE ONCE AGAIN）”纯白科技感的开放办公区内，墙上的挂钟指向晚上七点。身穿紫色连帽卫衣配黑马甲、戴着透明圆框眼镜的实习客服专员林开颜（小雪，工号58004）正坐在工位前；一名戴……</w:t>
+              <w:t>【本场戏剧功能与导演调度任务】【开篇立局/黄金冷开场调度】以「内　2058年人生无限有限公司开放办公区与监控台 — 夜」为物理容器，聚焦（新人男同事、林开颜（小雪）、高尚、AI语音（画外音））的对手戏力场，核心导演任务在于：推进跨时空底层规则与倒计时危机张力。</w:t>
               <w:br/>
               <w:t>【完整剧情推进与动作细节】公元2058年，画面中央浮现巨大的白色年份数字：2058。 北京市“人生（无限）有限公司（LIFE ONCE AGAIN）”纯白科技感的开放办公区内，墙上的挂钟指向晚上七点。身穿紫色连帽卫衣配黑马甲、戴着透明圆框眼镜的实习客服专员林开颜（小雪，工号58004）正坐在工位前；一名戴方框眼镜的新人男同事端着笔记本走过来坐在她对面请教。 林开颜（小雪）往椅背上一靠，推了推眼镜，绘声绘色地比划着给他科普公司历史上的奇葩案例。 男同事恍然大悟地点了点头。 小雪竖起一根手指，继续用生动的比喻解释为何不能随便使用凭空消失的紧急召回。 男同事若有所思地转了转笔，追问核心规则。 小雪神色一正，点出了全公司最神圣不可侵犯的铁律——禁止接触时空旅行发明人余博士！ 男同事一边在笔记本上飞快记录一边感叹，紧接着随口问出了一句刚好戳中小雪痛处的话！</w:t>
               <w:br/>
@@ -1044,21 +1033,10 @@
             </w:tcMar>
           </w:tcPr>
           <w:p>
-            <w:pPr>
-              <w:spacing w:before="40" w:after="40" w:line="341" w:lineRule="auto"/>
-              <w:jc w:val="left"/>
-            </w:pPr>
-            <w:r/>
             <w:r>
-              <w:rPr>
-                <w:rFonts w:ascii="Times New Roman" w:hAnsi="Times New Roman" w:eastAsia="宋体"/>
-                <w:b w:val="0"/>
-                <w:color w:val="191919"/>
-                <w:sz w:val="19"/>
-              </w:rPr>
               <w:t>【出场人物】高尚、访谈女记者、余博士、荀未来、赵了（耳机音）</w:t>
               <w:br/>
-              <w:t>【本场戏剧功能与导演调度任务】公元2058年，CLTV长林卫视（16K HDR VR）的现代流线型访谈室内，画面浮现本集片名：第 17 集 不速之客。 头挽发髻的副总裁高尚正与一名知性女记者隔桌相对，侃侃而谈二十年前（2038年）时空旅行发明人余博士离开“人生有限公司”的往事。</w:t>
+              <w:t>【本场戏剧功能与导演调度任务】【中点转折与矛盾升级调度】以「内　2058年高尚副总裁访谈室与2008年雪原古堡余博士实验室 — 日/夜」为物理容器，聚焦（高尚、访谈女记者、余博士、荀未来、赵了（耳机音））的对手戏力场，核心导演任务在于：通过生活化微动作与潜台词交锋外化角色心理位移，衔接前后场因果链条。</w:t>
               <w:br/>
               <w:t>【完整剧情推进与动作细节】公元2058年，CLTV长林卫视（16K HDR VR）的现代流线型访谈室内，画面浮现本集片名：第 17 集 不速之客。 头挽发髻的副总裁高尚正与一名知性女记者隔桌相对，侃侃而谈二十年前（2038年）时空旅行发明人余博士离开“人生有限公司”的往事。 女记者微笑着点了点头，提出了一个好奇的假设。 高尚脸色骤然一肃，连连摆手阐明了公司的最高禁令！ 画面切回公元2008年的林海雪原尖顶石砌古堡内（浮现年份大字：2008）。昏暗杂乱的二楼实验室内，四周黑板与图纸上密密麻麻写满了时空曲率方程与微积分推导公式。身穿黑西装大衣的四十一岁荀未来站在黑板前緊張地打量四周；书桌前，年轻时的余博士（三十二岁，头挽发髻插着发簪、身穿驼色风衣，高尚正是模仿她的发型！）正背对着门口伏案疾书，头也不回地冷冷开口。 荀未来深吸一口气，往前迈了两步恭敬问好。 余博士停下笔转过身，犀利的目光上下打量了荀未来一眼，随即站起身走到茶水台旁，拿起勺子利落地冲泡搅拌着一杯黑咖啡，直接抛出了严苛的“三十秒电梯演讲”规则！ 余博士端着咖啡杯转过身，面无表情地盯住荀未来。荀未来后背冒汗，古堡门外越野车内的六十六岁赵了立刻对着无线麦克风沉着地逐句口授台词！</w:t>
               <w:br/>
@@ -1113,21 +1091,10 @@
             <w:shd w:fill="F7FAFC"/>
           </w:tcPr>
           <w:p>
-            <w:pPr>
-              <w:spacing w:before="40" w:after="40" w:line="341" w:lineRule="auto"/>
-              <w:jc w:val="left"/>
-            </w:pPr>
-            <w:r/>
             <w:r>
-              <w:rPr>
-                <w:rFonts w:ascii="Times New Roman" w:hAnsi="Times New Roman" w:eastAsia="宋体"/>
-                <w:b w:val="0"/>
-                <w:color w:val="191919"/>
-                <w:sz w:val="19"/>
-              </w:rPr>
               <w:t>【出场人物】林开颜（小雪）、林开颜（小雪）（内心独白）、荀未来、赵了</w:t>
               <w:br/>
-              <w:t>【本场戏剧功能与导演调度任务】几乎在同一秒，公元2058年“人生（无限）有限公司”监控大厅内，刺目的猩红色警报灯疯狂旋转闪烁！全息大屏上弹出鲜红的【最高警报：正在召回｜已归档：黑金会员 赵左右】字样，机械女声响彻大厅：“最高警报，紧急召回程序启动！十、九、八、七……” 正在工位旁的实习生林开颜（小雪）吓得魂不……</w:t>
+              <w:t>【本场戏剧功能与导演调度任务】【中点转折与矛盾升级调度】以「内/外　2058年人生无限有限公司·雪原古堡外·风雪电话亭与502室客厅 — 夜/日」为物理容器，聚焦（林开颜（小雪）、林开颜（小雪）（内心独白）、荀未来、赵了）的对手戏力场，核心导演任务在于：推进跨时空底层规则与倒计时危机张力。</w:t>
               <w:br/>
               <w:t>【完整剧情推进与动作细节】几乎在同一秒，公元2058年“人生（无限）有限公司”监控大厅内，刺目的猩红色警报灯疯狂旋转闪烁！全息大屏上弹出鲜红的【最高警报：正在召回｜已归档：黑金会员 赵左右】字样，机械女声响彻大厅：“最高警报，紧急召回程序启动！十、九、八、七……” 正在工位旁的实习生林开颜（小雪）吓得魂不附体，飞奔扑回电脑前，在倒计时数到“一”的千钧一发之际，一把抓起桌上的沉重胶带座，死死压卡在轨迹球鼠标的取消键上，强行物理中断了紧急召回程序！ 红光熄灭，大厅恢复白光。惊魂未定的小雪刚喘了一口气，桌面通讯器突然响起【来电人：母后】的提示音。小雪连忙平复呼吸接通电话，电话那头传来母亲温柔的关怀与劝她回老家小单位坐班的唠叨。 挂断母亲的电话后，小雪死死盯着屏幕上本已被她强制归档却又触发最高警报的“赵左右”档案，眼神由恐慌渐渐转为偏执与决绝！ 只见小雪在终端上输入自己的工号【58004 林开颜（实习生）】，毅然点击了【正在开启员工通道】，迈步走进了通往2008年的时空穿梭电梯！ 与此同时，2008年林海雪原的古堡别墅外，四十一岁的荀未来连滚带爬地冲出大门，一把拉开“黑E·6T534”越野车的副驾驶车门跳了上去！ 驾驶座上的六十六岁赵了一脚油门踩到底，越野车卷起漫天雪雾疾驰而去！几秒钟后，身穿驼色风衣的余博士追出古堡大门，站在雪地里死死盯着远去的汽车尾灯，准确记下了车牌号（“6T534”），随即快步跑回实验室翻找检查桌上的手稿与公式，眼神冰冷地咬牙道：“到底偷走了什么……给我等着！” 行驶在夜色公路上的越野车内，……</w:t>
               <w:br/>
@@ -1180,21 +1147,10 @@
             </w:tcMar>
           </w:tcPr>
           <w:p>
-            <w:pPr>
-              <w:spacing w:before="40" w:after="40" w:line="341" w:lineRule="auto"/>
-              <w:jc w:val="left"/>
-            </w:pPr>
-            <w:r/>
             <w:r>
-              <w:rPr>
-                <w:rFonts w:ascii="Times New Roman" w:hAnsi="Times New Roman" w:eastAsia="宋体"/>
-                <w:b w:val="0"/>
-                <w:color w:val="191919"/>
-                <w:sz w:val="19"/>
-              </w:rPr>
               <w:t>【出场人物】赵左右、刘美奕、徐图图、赵了</w:t>
               <w:br/>
-              <w:t>【本场戏剧功能与导演调度任务】五零二室里屋的电脑前，六十六岁的赵了戴着耳机打开监听接收器，四十一岁的荀未来双手插兜站在旁边一起听；画面切至长林市街边一家贴着“宫保鸡丁 9元”海报的家常小面馆内，母亲刘美奕正与十六岁的赵左右、徐图图围坐在小桌旁吃面。 刘美奕放下筷子，端着面碗沉默了片刻，抬起头神色平静却认真地向……</w:t>
+              <w:t>【本场戏剧功能与导演调度任务】【中点转折与矛盾升级调度】以「内　街边家常面馆·502室监听暗房与客厅 — 日/夜」为物理容器，聚焦（赵左右、刘美奕、徐图图、赵了）的对手戏力场，核心导演任务在于：深化中国式原生家庭“刀子嘴与避风港”的代际情感共振。</w:t>
               <w:br/>
               <w:t>【完整剧情推进与动作细节】五零二室里屋的电脑前，六十六岁的赵了戴着耳机打开监听接收器，四十一岁的荀未来双手插兜站在旁边一起听；画面切至长林市街边一家贴着“宫保鸡丁 9元”海报的家常小面馆内，母亲刘美奕正与十六岁的赵左右、徐图图围坐在小桌旁吃面。 刘美奕放下筷子，端着面碗沉默了片刻，抬起头神色平静却认真地向两个孩子宣布了一个出人意料的决定！ 正在吃面的赵左右和徐图图同时愣住（“啊？为什么啊？好不容易试上了，为什么不去了？”）；五零二室监听电脑前的赵了和荀未来也惊愕地对视了一眼！面馆内，刘美奕轻轻叹了口气，道出了昨天在电影院的偶遇。 徐图图连忙出言安慰阿姨。 赵左右也连连点头说“对啊”；然而冰雪聪明的刘美奕却温和地笑了笑，说出了自己的猜测（监听室里的六十六岁赵了听到这里，愧疚而动容地低下了头）。 赵左右焦急地追问：“可你好不容易才找回当年的感觉，难道又要半途而废了吗？”刘美奕看着心疼自己的儿子，脸上绽开一抹无比踏实而灿烂的笑容！ 当晚，五零二室门外响起礼貌的敲门声。六十六岁的赵了拉开门，只见背着挎包的母亲刘美奕正微笑着站在门口！ 赵了受宠若惊地连声说“没有没有”，热情地侧身将母亲迎进五零二室客厅（四十一岁的荀未来则悄悄躲在里屋走廊暗处，静静注视着客厅里的母亲）。刘美奕打量着屋里的航模和街机游戏机，笑着夸赞房间布置得别致有意思，随后与赵了并肩坐到沙发上，真诚地开口道谢。</w:t>
               <w:br/>
@@ -1249,21 +1205,10 @@
             <w:shd w:fill="F7FAFC"/>
           </w:tcPr>
           <w:p>
-            <w:pPr>
-              <w:spacing w:before="40" w:after="40" w:line="341" w:lineRule="auto"/>
-              <w:jc w:val="left"/>
-            </w:pPr>
-            <w:r/>
             <w:r>
-              <w:rPr>
-                <w:rFonts w:ascii="Times New Roman" w:hAnsi="Times New Roman" w:eastAsia="宋体"/>
-                <w:b w:val="0"/>
-                <w:color w:val="191919"/>
-                <w:sz w:val="19"/>
-              </w:rPr>
               <w:t>【出场人物】徐图图、赵左右、林开颜（小雪）、水果摊老板</w:t>
               <w:br/>
-              <w:t>【本场戏剧功能与导演调度任务】同一片静谧的雪夜下，东湖公园三角尖顶礼拜堂前的林间木栈道上，白雪皑皑。身穿浅蓝色毛绒大衣、戴着白色卡通连指手套的十六岁徐图图坐在长椅上，看着身旁穿棕色羽绒服的十六岁赵左右，语气里带着一丝排练结束后的小失落。 赵左右双手插在羽绒服兜里，呼出一团白气，笑着安慰她。</w:t>
+              <w:t>【本场戏剧功能与导演调度任务】【中点转折与矛盾升级调度】以「外　东湖公园尖顶礼拜堂雪夜木栈道·街头肉铺与水果摊 — 夜」为物理容器，聚焦（徐图图、赵左右、林开颜（小雪）、水果摊老板）的对手戏力场，核心导演任务在于：利用跨时空媒介错位与同源生理本能推进身份掉马与主体性宣战。</w:t>
               <w:br/>
               <w:t>【完整剧情推进与动作细节】同一片静谧的雪夜下，东湖公园三角尖顶礼拜堂前的林间木栈道上，白雪皑皑。身穿浅蓝色毛绒大衣、戴着白色卡通连指手套的十六岁徐图图坐在长椅上，看着身旁穿棕色羽绒服的十六岁赵左右，语气里带着一丝排练结束后的小失落。 赵左右双手插在羽绒服兜里，呼出一团白气，笑着安慰她。 徐图图立刻扬起明媚的笑脸，迫不及待地毛遂自荐。 赵左右疑惑地转过头：“修灯泡？”徐图图意识到自己太主动了，害羞地搓着两只白手套，小声给自己找台阶下。 十六岁的赵左右静静看着眼前脸颊微红的少女，会心一笑，主动向她发出了周末约会的邀请！ 徐图图眼睛骤然一亮，脱口替他说出了那个词！ 赵左右开心地一拍手：“对！就是探店！你这个形容好好啊，以后我们可以经常一起去探店！”徐图图惊喜得捂住嘴，简直不敢相信自己的耳朵，转过身把后背朝向赵左右。 赵左右宠溺地笑了笑，伸出手在她厚厚的毛绒大衣后背上轻轻拍了一下。徐图图感受了一下，回头眨了眨眼：“嗯？不疼啊，我真的在做梦……”赵左右无奈地笑道：“不是梦，我没用力呢。”徐图图再次转过身背对他，豪气地一拍胸口：“那你用力打我一下！没事，我练过的，不怕！”</w:t>
               <w:br/>
@@ -1316,21 +1261,10 @@
             </w:tcMar>
           </w:tcPr>
           <w:p>
-            <w:pPr>
-              <w:spacing w:before="40" w:after="40" w:line="341" w:lineRule="auto"/>
-              <w:jc w:val="left"/>
-            </w:pPr>
-            <w:r/>
             <w:r>
-              <w:rPr>
-                <w:rFonts w:ascii="Times New Roman" w:hAnsi="Times New Roman" w:eastAsia="宋体"/>
-                <w:b w:val="0"/>
-                <w:color w:val="191919"/>
-                <w:sz w:val="19"/>
-              </w:rPr>
               <w:t>【出场人物】徐图图、赵左右、学校保安</w:t>
               <w:br/>
-              <w:t>【本场戏剧功能与导演调度任务】深夜的长林市第八中学操场铁围栏外，十六岁的赵左右带着徐图图踩着垃圾桶爬上铁栅栏顶端，倒数着“一、二、三”，两人手拉着手一跃跳进白雪覆盖的校园操场！ 空旷无人的雪地操场上，徐图图张开双臂欢快地奔跑转圈，兴奋地大喊。</w:t>
+              <w:t>【本场戏剧功能与导演调度任务】【片尾断章/高潮尾钩（Cliffhanger）调度】以「外/内　长林八中操场铁围栏·体育馆·话剧社道具室与高一十班教室 — 夜」为物理容器，聚焦（徐图图、赵左右、学校保安）的对手戏力场，核心导演任务在于：强化“雪人”核心精神图腾与宿命微镜像呼应；深化中国式原生家庭“刀子嘴与避风港”的代际情感共振。</w:t>
               <w:br/>
               <w:t>【完整剧情推进与动作细节】深夜的长林市第八中学操场铁围栏外，十六岁的赵左右带着徐图图踩着垃圾桶爬上铁栅栏顶端，倒数着“一、二、三”，两人手拉着手一跃跳进白雪覆盖的校园操场！ 空旷无人的雪地操场上，徐图图张开双臂欢快地奔跑转圈，兴奋地大喊。 赵左右笑着跑在她身旁打趣提醒；徐图图连忙捂住嘴乖乖点头（“呃，那我还是不喊了”）。 两人推门溜进昏暗的体育馆与教学楼走廊。面对走廊前方的监控探头，轻车熟路的赵左右像特工一样拉着徐图图贴墙躲避死角，随后在拐角处握住她的手倒数“预备，一、二、三，跑！”，带着她飞快地冲过监控区，来到话剧社杂物道具室门前。 道具室内，赵左右打开手电筒在道具堆里找了一圈，疑惑地挠了挠头：“造雪机呢？”站在一旁的徐图图微笑着吐露了实情。 赵左右一怔：“原来你早就知道了？”徐图图歪着头，眼睛亮晶晶地看着他，突然指着角落里一个通体发着柔和暖光的巨大毛绒雪人道具欢呼起来，冲上前紧紧抱住了那个大雪人！ 赵左右笑着走到大雪人身旁，抬手轻轻抚摸着雪人的圆脑袋，眼神温柔地向徐图图讲起了自己童年时和母亲刘美奕一起看过的那部英国动画片（《The Snowman 雪人》）。 抱着大雪人的徐图图听到“天亮之后，雪人化了”这几个字，眼神微微一黯，低声重复了一遍：“化了……”</w:t>
               <w:br/>
@@ -1385,21 +1319,10 @@
             <w:shd w:fill="F7FAFC"/>
           </w:tcPr>
           <w:p>
-            <w:pPr>
-              <w:spacing w:before="40" w:after="40" w:line="341" w:lineRule="auto"/>
-              <w:jc w:val="left"/>
-            </w:pPr>
-            <w:r/>
             <w:r>
-              <w:rPr>
-                <w:rFonts w:ascii="Times New Roman" w:hAnsi="Times New Roman" w:eastAsia="宋体"/>
-                <w:b w:val="0"/>
-                <w:color w:val="191919"/>
-                <w:sz w:val="19"/>
-              </w:rPr>
               <w:t>【出场人物】赵了、荀未来、林开颜（小雪）</w:t>
               <w:br/>
-              <w:t>【本场戏剧功能与导演调度任务】同一时刻，酒店套房内（白板上写着“沉浸式梦境”并贴满时间线照片），六十六岁的赵了与四十一岁的荀未来从走廊走回客厅。荀未来脱下黑色大衣，疲惫地瘫坐进沙发里。赵了站在客厅中央，如释重负地微笑感叹。 荀未来从沙发上撑起身子，毫不犹豫地摇了摇头。</w:t>
+              <w:t>【本场戏剧功能与导演调度任务】【片尾断章/高潮尾钩（Cliffhanger）调度】以「内/外　酒店套房客厅与飞霞路风雪公用电话亭 — 夜」为物理容器，聚焦（赵了、荀未来、林开颜（小雪））的对手戏力场，核心导演任务在于：推进跨时空底层规则与倒计时危机张力；利用跨时空媒介错位与同源生理本能推进身份掉马与主体性宣战。</w:t>
               <w:br/>
               <w:t>【完整剧情推进与动作细节】同一时刻，酒店套房内（白板上写着“沉浸式梦境”并贴满时间线照片），六十六岁的赵了与四十一岁的荀未来从走廊走回客厅。荀未来脱下黑色大衣，疲惫地瘫坐进沙发里。赵了站在客厅中央，如释重负地微笑感叹。 荀未来从沙发上撑起身子，毫不犹豫地摇了摇头。 赵了无奈地低头失笑，眼神深邃地向四十一岁的自己送上了一句忠告。 赵了整理了一下大衣衣领，转身走向玄关准备去电话亭例行汇报。 荀未来坐在沙发上目送六十六岁的自己推门离去。 深夜，飞霞路32号旁那座即将于明早六点被拆除的公用电话亭（内部标牌印着“本机号码：8757186”）内，六十六岁的赵了推门走进电话亭，熟练地插入IC卡拨通了2058年专线。然而听筒里只有忙音，赵了愣了一下，自言自语地挂断电话取回IC卡。 就在赵了推开电话亭玻璃门准备走出来的刹那——一直埋伏在风雪暗处的2058年实习生林开颜（小雪）突然冲了上来！只见戴着黑框眼镜的小雪手里死死攥着一支装满黄色鲜榨菠萝汁的一次性注射器，猛地扎向赵了的胸口将菠萝汁推了进去！ 赵了奋力一掌将小雪推倒在门外的雪地上，低头看着自己胸口大衣上的针孔与散发出的浓烈菠萝气味，瞳孔骤然紧缩，震惊而愤怒地指着雪地上的小雪！</w:t>
               <w:br/>

--- a/01_《三人行》全24集全流程标杆成品库/03_剧作结构、悬念节奏与视听解码/EP17_《三人行》第十七集《不速之客》剧作结构、悬念节奏与视听解码.docx
+++ b/01_《三人行》全24集全流程标杆成品库/03_剧作结构、悬念节奏与视听解码/EP17_《三人行》第十七集《不速之客》剧作结构、悬念节奏与视听解码.docx
@@ -123,7 +123,7 @@
           <w:color w:val="141414"/>
           <w:sz w:val="21"/>
         </w:rPr>
-        <w:t>在第17-5场中，剧作没有让刘美奕心安理得地享受两个未来儿子用金钱和人脉砸出来的“大女主”，而是赋予了这位普通母亲极其高洁通透的人格光芒：</w:t>
+        <w:t>剧作没有让刘美奕心安理得地享受两个未来儿子用金钱和人脉砸出来的“大女主”，而是赋予了这位普通母亲极其高洁通透的人格光芒：</w:t>
       </w:r>
     </w:p>
     <w:p>
@@ -234,8 +234,6 @@
                 <w:b/>
               </w:rPr>
               <w:t>32岁余博士古堡沙盘与2058“只卖体验不卖后悔药”训话</w:t>
-              <w:br/>
-              <w:t>（17-1至17-3场）</w:t>
             </w:r>
           </w:p>
         </w:tc>
@@ -286,8 +284,6 @@
                 <w:b/>
               </w:rPr>
               <w:t>《江湖侠警》小剧组通告单与502室母子沙发对谈</w:t>
-              <w:br/>
-              <w:t>（17-5场）</w:t>
             </w:r>
           </w:p>
         </w:tc>
@@ -338,8 +334,6 @@
                 <w:b/>
               </w:rPr>
               <w:t>掺入鲜榨菠萝汁的酒杯与飞霞路电话亭强制召回白光</w:t>
-              <w:br/>
-              <w:t>（17-7至17-9场）</w:t>
             </w:r>
           </w:p>
         </w:tc>
@@ -413,7 +407,7 @@
           <w:color w:val="141414"/>
           <w:sz w:val="21"/>
         </w:rPr>
-        <w:t>• 起承转合五幕戏剧节拍与冷开场/强尾钩排布（B账）：• 冷开场（17-1至17-3）：2058年人生无限公司工位上小雪向新人科普“半空叼巧克力棒召回”奇葩案例；长林卫视访谈中高尚讲述2038年余博士因合伙人纠纷离开公司往事；2008雪原古堡内荀未来在赵了耳机指挥下用30秒电梯演讲“电影是生命的延长，我们和您一样热爱时间”打动32岁余博士获得投资； • 第一幕（17-4）：荀未来临走出古堡时说漏嘴“预祝您早日发明时空旅行”，瞬间触发2058监控大厅红色最高警报与10秒强制召回！小雪飞扑抓起胶带座死死卡住鼠标取消键中断召回，为保转正饭碗开启员工通道亲自穿越至2008年； • 第二幕（17-5）：502室里赵了与荀未来监听小面馆对话——刘美奕在“宫保鸡丁9元”小面馆告诉小赵和徐图图，她在影院遇到被换掉的年轻女演员，得知自己是资方硬塞进去顶替别人的，良心不安决定放弃《江湖侠警》女主角，改去小剧组演只有几句台词的妈妈角色，并登门502室向赵了鞠躬道谢； • 第三幕（17-6至17-7）：东湖公园雪夜木栈道上，小赵约徐图图周末探店，徐图图将手掌与脸颊贴在小赵后背（“力的作用是相互的，你温暖我我也温暖你”）；两人踩垃圾桶翻进八中夜闯话剧社道具室，虽发现造雪机被拿去省赛，却开心地抱住巨大发光毛绒雪人（“寻宝的过程才更快乐”）； • 第四幕（17-8前半）：酒店套房内赵了劝急于回2033赚钱的荀未来“希望你钱赚够了不会成为第二个赵了”，随即独自前往飞霞路电话亭汇报消费； • 第五幕尾钩（17-8后半）：风雪呼啸的飞霞路公用电话亭外，从2058年潜行而至的实习生小雪突然从背后冲出，将一支装满黄色鲜榨菠萝汁的注射器狠狠扎进66岁赵了胸口，赵了捂胸痛苦倒在雪地里！</w:t>
+        <w:t>• 起承转合五幕戏剧节拍与冷开场/强尾钩排布（B账）：• 冷开场：2058年人生无限公司工位上小雪向新人科普“半空叼巧克力棒召回”奇葩案例；长林卫视访谈中高尚讲述2038年余博士因合伙人纠纷离开公司往事；2008雪原古堡内荀未来在赵了耳机指挥下用30秒电梯演讲“电影是生命的延长，我们和您一样热爱时间”打动32岁余博士获得投资； • 第一幕：荀未来临走出古堡时说漏嘴“预祝您早日发明时空旅行”，瞬间触发2058监控大厅红色最高警报与10秒强制召回！小雪飞扑抓起胶带座死死卡住鼠标取消键中断召回，为保转正饭碗开启员工通道亲自穿越至2008年； • 第二幕：502室里赵了与荀未来监听小面馆对话——刘美奕在“宫保鸡丁9元”小面馆告诉小赵和徐图图，她在影院遇到被换掉的年轻女演员，得知自己是资方硬塞进去顶替别人的，良心不安决定放弃《江湖侠警》女主角，改去小剧组演只有几句台词的妈妈角色，并登门502室向赵了鞠躬道谢； • 第三幕：东湖公园雪夜木栈道上，小赵约徐图图周末探店，徐图图将手掌与脸颊贴在小赵后背（“力的作用是相互的，你温暖我我也温暖你”）；两人踩垃圾桶翻进八中夜闯话剧社道具室，虽发现造雪机被拿去省赛，却开心地抱住巨大发光毛绒雪人（“寻宝的过程才更快乐”）； • 第四幕（17-8前半）：酒店套房内赵了劝急于回2033赚钱的荀未来“希望你钱赚够了不会成为第二个赵了”，随即独自前往飞霞路电话亭汇报消费； • 第五幕尾钩（17-8后半）：风雪呼啸的飞霞路公用电话亭外，从2058年潜行而至的实习生小雪突然从背后冲出，将一支装满黄色鲜榨菠萝汁的注射器狠狠扎进66岁赵了胸口，赵了捂胸痛苦倒在雪地里！</w:t>
       </w:r>
     </w:p>
     <w:tbl>
@@ -743,13 +737,13 @@
                 <w:color w:val="191919"/>
                 <w:sz w:val="19"/>
               </w:rPr>
-              <w:t>• 冷开场（17-1至17-3）：2058年人生无限公司工位上小雪向新人科普“半空叼巧克力棒召回”奇葩案例；长林卫视访谈中高尚讲述2038年余博士因合伙人纠纷离开公司往事；2008雪原古堡内荀未来在赵了耳机指挥下用30秒电梯演讲“电影是生命的延长，我们和您一样热爱时间”打动32岁余博士获得投资；</w:t>
+              <w:t>• 冷开场：2058年人生无限公司工位上小雪向新人科普“半空叼巧克力棒召回”奇葩案例；长林卫视访谈中高尚讲述2038年余博士因合伙人纠纷离开公司往事；2008雪原古堡内荀未来在赵了耳机指挥下用30秒电梯演讲“电影是生命的延长，我们和您一样热爱时间”打动32岁余博士获得投资；</w:t>
               <w:br/>
-              <w:t>• 第一幕（17-4）：荀未来临走出古堡时说漏嘴“预祝您早日发明时空旅行”，瞬间触发2058监控大厅红色最高警报与10秒强制召回！小雪飞扑抓起胶带座死死卡住鼠标取消键中断召回，为保转正饭碗开启员工通道亲自穿越至2008年；</w:t>
+              <w:t>• 第一幕：荀未来临走出古堡时说漏嘴“预祝您早日发明时空旅行”，瞬间触发2058监控大厅红色最高警报与10秒强制召回！小雪飞扑抓起胶带座死死卡住鼠标取消键中断召回，为保转正饭碗开启员工通道亲自穿越至2008年；</w:t>
               <w:br/>
-              <w:t>• 第二幕（17-5）：502室里赵了与荀未来监听小面馆对话——刘美奕在“宫保鸡丁9元”小面馆告诉小赵和徐图图，她在影院遇到被换掉的年轻女演员，得知自己是资方硬塞进去顶替别人的，良心不安决定放弃《江湖侠警》女主角，改去小剧组演只有几句台词的妈妈角色，并登门502室向赵了鞠躬道谢；</w:t>
+              <w:t>• 第二幕：502室里赵了与荀未来监听小面馆对话——刘美奕在“宫保鸡丁9元”小面馆告诉小赵和徐图图，她在影院遇到被换掉的年轻女演员，得知自己是资方硬塞进去顶替别人的，良心不安决定放弃《江湖侠警》女主角，改去小剧组演只有几句台词的妈妈角色，并登门502室向赵了鞠躬道谢；</w:t>
               <w:br/>
-              <w:t>• 第三幕（17-6至17-7）：东湖公园雪夜木栈道上，小赵约徐图图周末探店，徐图图将手掌与脸颊贴在小赵后背（“力的作用是相互的，你温暖我我也温暖你”）；两人踩垃圾桶翻进八中夜闯话剧社道具室，虽发现造雪机被拿去省赛，却开心地抱住巨大发光毛绒雪人（“寻宝的过程才更快乐”）；</w:t>
+              <w:t>• 第三幕：东湖公园雪夜木栈道上，小赵约徐图图周末探店，徐图图将手掌与脸颊贴在小赵后背（“力的作用是相互的，你温暖我我也温暖你”）；两人踩垃圾桶翻进八中夜闯话剧社道具室，虽发现造雪机被拿去省赛，却开心地抱住巨大发光毛绒雪人（“寻宝的过程才更快乐”）；</w:t>
               <w:br/>
               <w:t>• 第四幕（17-8前半）：酒店套房内赵了劝急于回2033赚钱的荀未来“希望你钱赚够了不会成为第二个赵了”，随即独自前往飞霞路电话亭汇报消费；</w:t>
               <w:br/>
@@ -2492,7 +2486,7 @@
               <w:jc w:val="left"/>
             </w:pPr>
             <w:r>
-              <w:t>S01 @ 00:45.0 (第17-1场)</w:t>
+              <w:t xml:space="preserve">S01 @ 00:45.0 </w:t>
               <w:br/>
               <w:t>（场次：）</w:t>
             </w:r>
@@ -2556,7 +2550,7 @@
                 <w:color w:val="191919"/>
                 <w:sz w:val="19"/>
               </w:rPr>
-              <w:t>S01 @ 01:58.0 (第17-1场)</w:t>
+              <w:t xml:space="preserve">S01 @ 01:58.0 </w:t>
               <w:br/>
               <w:t>（场次：特约演员）</w:t>
             </w:r>
@@ -2620,7 +2614,7 @@
                 <w:color w:val="191919"/>
                 <w:sz w:val="19"/>
               </w:rPr>
-              <w:t>S02 @ 05:45.0 (第17-3场)</w:t>
+              <w:t xml:space="preserve">S02 @ 05:45.0 </w:t>
               <w:br/>
               <w:t>（场次：特约演员）</w:t>
             </w:r>
@@ -2684,7 +2678,7 @@
                 <w:color w:val="191919"/>
                 <w:sz w:val="19"/>
               </w:rPr>
-              <w:t>S02 @ 07:45.0 (第17-3场)</w:t>
+              <w:t xml:space="preserve">S02 @ 07:45.0 </w:t>
               <w:br/>
               <w:t>（场次：特约演员）</w:t>
             </w:r>
@@ -2741,7 +2735,7 @@
               <w:jc w:val="left"/>
             </w:pPr>
             <w:r>
-              <w:t>S03 @ 08:55.0 (第17-3场)</w:t>
+              <w:t xml:space="preserve">S03 @ 08:55.0 </w:t>
               <w:br/>
               <w:t>（场次：）</w:t>
             </w:r>
@@ -2805,7 +2799,7 @@
                 <w:color w:val="191919"/>
                 <w:sz w:val="19"/>
               </w:rPr>
-              <w:t>S03 @ 10:45.0 (第17-3场)</w:t>
+              <w:t xml:space="preserve">S03 @ 10:45.0 </w:t>
               <w:br/>
               <w:t>（场次：特约演员）</w:t>
             </w:r>
@@ -2869,7 +2863,7 @@
                 <w:color w:val="191919"/>
                 <w:sz w:val="19"/>
               </w:rPr>
-              <w:t>S04 @ 13:52.0 (第17-3场)</w:t>
+              <w:t xml:space="preserve">S04 @ 13:52.0 </w:t>
               <w:br/>
               <w:t>（场次：特约演员）</w:t>
             </w:r>
@@ -2926,7 +2920,7 @@
               <w:jc w:val="left"/>
             </w:pPr>
             <w:r>
-              <w:t>S04 @ 15:55.0 (第17-4场)</w:t>
+              <w:t xml:space="preserve">S04 @ 15:55.0 </w:t>
               <w:br/>
               <w:t>（场次：）</w:t>
             </w:r>

--- a/01_《三人行》全24集全流程标杆成品库/03_剧作结构、悬念节奏与视听解码/EP17_《三人行》第十七集《不速之客》剧作结构、悬念节奏与视听解码.docx
+++ b/01_《三人行》全24集全流程标杆成品库/03_剧作结构、悬念节奏与视听解码/EP17_《三人行》第十七集《不速之客》剧作结构、悬念节奏与视听解码.docx
@@ -391,7 +391,7 @@
           <w:color w:val="141414"/>
           <w:sz w:val="21"/>
         </w:rPr>
-        <w:t>• 多角色跨时空认知差与戏剧反讽设计（C账）：【2058实习生私心越界与飞霞路电话亭的致命菠萝汁】① 小雪的职场犯罪链：高尚以为小雪是模范实习生，殊不知小雪因当初把赵了联络点定位错怕影响转正，骗走高尚工牌将赵了强制标记为“归档”并取消最高警报，甚至在赵了接触32岁余博士触发10秒召回时用胶带座卡死鼠标、亲自穿越到2008年杀人灭口！② 32岁余博士的认知盲区：余博士被荀未来“电影是生命的延长”打动答应投资，却因荀未来临走说漏嘴“发明时空旅行”把两人当成神经病；③ 电话亭暗算：66岁赵了毫无防备地接过小雪递来的鲜榨菠萝汁（或被小雪用菠萝汁注射器扎入胸口），瞬间诱发致命过敏与心脏并发症！</w:t>
+        <w:t>• 多角色跨时空认知差与戏剧反讽设计（C账）：【2058实习生私心越界与飞霞路电话亭的致命菠萝汁】① 小雪的职场犯罪链：高尚以为小雪是模范实习生，殊不知小雪因当初把赵了联络点定位错怕影响转正，骗走高尚工牌将赵了强制标记为“归档”并取消最高警报，甚至在赵了接触32岁余博士触发10秒召回时用胶带座卡死鼠标、亲自穿越到2008年杀人灭口！② 32岁余博士的防窃戒心：余博士被荀未来“电影是生命的延长”打动答应投资，却因荀未来临走说漏嘴“您一定可以成功发明时空旅行，拿它赚回更多的钱”顿生警惕，设下“导演老师罗明、编剧老师王图图、摄影老师徐一漫”的记忆陷阱当场拆穿荀未来假学历，怀疑两人是企图窃取她时空旅行研究成果的团伙；③ 电话亭暗算：66岁赵了毫无防备地接过小雪递来的鲜榨菠萝汁（或被小雪用菠萝汁注射器扎入胸口），瞬间诱发致命过敏与心脏并发症！</w:t>
       </w:r>
     </w:p>
     <w:p>
@@ -487,9 +487,7 @@
         </w:tc>
       </w:tr>
       <w:tr>
-        <w:trPr>
-          <w:cantSplit/>
-        </w:trPr>
+        <w:trPr/>
         <w:tc>
           <w:tcPr>
             <w:tcW w:type="dxa" w:w="2808"/>
@@ -550,9 +548,7 @@
         </w:tc>
       </w:tr>
       <w:tr>
-        <w:trPr>
-          <w:cantSplit/>
-        </w:trPr>
+        <w:trPr/>
         <w:tc>
           <w:tcPr>
             <w:tcW w:type="dxa" w:w="2808"/>
@@ -615,9 +611,7 @@
         </w:tc>
       </w:tr>
       <w:tr>
-        <w:trPr>
-          <w:cantSplit/>
-        </w:trPr>
+        <w:trPr/>
         <w:tc>
           <w:tcPr>
             <w:tcW w:type="dxa" w:w="2808"/>
@@ -664,7 +658,9 @@
               <w:spacing w:before="40" w:after="40" w:line="341" w:lineRule="auto"/>
               <w:jc w:val="left"/>
             </w:pPr>
-            <w:r/>
+            <w:r>
+              <w:t>【2058实习生私心越界与飞霞路电话亭的致命菠萝汁】① 小雪的职场犯罪链：高尚以为小雪是模范实习生，殊不知小雪因当初把赵了联络点定位错怕影响转正，骗走高尚工牌将赵了强制标记为“归档”并取消最高警报，甚至在赵了接触32岁余博士触发10秒召回时用胶带座卡死鼠标、亲自穿越到2008年杀人灭口！② 32岁余博士的防窃戒心：余博士被荀未来“电影是生命的延长”打动答应投资，却因荀未来临走说漏嘴“您一定可以成功发明时空旅行，拿它赚回更多的钱”顿生警惕，设下“导演老师罗明、编剧老师王图图、摄影老师徐一漫”的记忆陷阱当场拆穿荀未来假学历，怀疑两人是企图窃取她时空旅行研究成果的团伙；③ 电话亭暗算：66岁赵了毫无防备地接过小雪递来的鲜榨菠萝汁（或被小雪用菠萝汁注射器扎入胸口），瞬间诱发致命过敏与心脏并发症！</w:t>
+            </w:r>
             <w:r>
               <w:rPr>
                 <w:rFonts w:ascii="Times New Roman" w:hAnsi="Times New Roman" w:eastAsia="宋体"/>
@@ -672,15 +668,12 @@
                 <w:color w:val="191919"/>
                 <w:sz w:val="19"/>
               </w:rPr>
-              <w:t>【2058实习生私心越界与飞霞路电话亭的致命菠萝汁】① 小雪的职场犯罪链：高尚以为小雪是模范实习生，殊不知小雪因当初把赵了联络点定位错怕影响转正，骗走高尚工牌将赵了强制标记为“归档”并取消最高警报，甚至在赵了接触32岁余博士触发10秒召回时用胶带座卡死鼠标、亲自穿越到2008年杀人灭口！② 32岁余博士的认知盲区：余博士被荀未来“电影是生命的延长”打动答应投资，却因荀未来临走说漏嘴“发明时空旅行”把两人当成神经病；③ 电话亭暗算：66岁赵了毫无防备地接过小雪递来的鲜榨菠萝汁（或被小雪用菠萝汁注射器扎入胸口），瞬间诱发致命过敏与心脏并发症！</w:t>
             </w:r>
           </w:p>
         </w:tc>
       </w:tr>
       <w:tr>
-        <w:trPr>
-          <w:cantSplit/>
-        </w:trPr>
+        <w:trPr/>
         <w:tc>
           <w:tcPr>
             <w:tcW w:type="dxa" w:w="2808"/>
@@ -861,9 +854,7 @@
         </w:tc>
       </w:tr>
       <w:tr>
-        <w:trPr>
-          <w:cantSplit/>
-        </w:trPr>
+        <w:trPr/>
         <w:tc>
           <w:tcPr>
             <w:tcW w:type="dxa" w:w="2880"/>
@@ -917,9 +908,7 @@
         </w:tc>
       </w:tr>
       <w:tr>
-        <w:trPr>
-          <w:cantSplit/>
-        </w:trPr>
+        <w:trPr/>
         <w:tc>
           <w:tcPr>
             <w:tcW w:type="dxa" w:w="2880"/>
@@ -984,9 +973,7 @@
         </w:tc>
       </w:tr>
       <w:tr>
-        <w:trPr>
-          <w:cantSplit/>
-        </w:trPr>
+        <w:trPr/>
         <w:tc>
           <w:tcPr>
             <w:tcW w:type="dxa" w:w="2880"/>
@@ -1040,9 +1027,7 @@
         </w:tc>
       </w:tr>
       <w:tr>
-        <w:trPr>
-          <w:cantSplit/>
-        </w:trPr>
+        <w:trPr/>
         <w:tc>
           <w:tcPr>
             <w:tcW w:type="dxa" w:w="2880"/>
@@ -1098,9 +1083,7 @@
         </w:tc>
       </w:tr>
       <w:tr>
-        <w:trPr>
-          <w:cantSplit/>
-        </w:trPr>
+        <w:trPr/>
         <w:tc>
           <w:tcPr>
             <w:tcW w:type="dxa" w:w="2880"/>
@@ -1154,9 +1137,7 @@
         </w:tc>
       </w:tr>
       <w:tr>
-        <w:trPr>
-          <w:cantSplit/>
-        </w:trPr>
+        <w:trPr/>
         <w:tc>
           <w:tcPr>
             <w:tcW w:type="dxa" w:w="2880"/>
@@ -1212,9 +1193,7 @@
         </w:tc>
       </w:tr>
       <w:tr>
-        <w:trPr>
-          <w:cantSplit/>
-        </w:trPr>
+        <w:trPr/>
         <w:tc>
           <w:tcPr>
             <w:tcW w:type="dxa" w:w="2880"/>
@@ -1268,9 +1247,7 @@
         </w:tc>
       </w:tr>
       <w:tr>
-        <w:trPr>
-          <w:cantSplit/>
-        </w:trPr>
+        <w:trPr/>
         <w:tc>
           <w:tcPr>
             <w:tcW w:type="dxa" w:w="2880"/>
@@ -1466,9 +1443,7 @@
         </w:tc>
       </w:tr>
       <w:tr>
-        <w:trPr>
-          <w:cantSplit/>
-        </w:trPr>
+        <w:trPr/>
         <w:tc>
           <w:tcPr>
             <w:tcW w:type="dxa" w:w="2880"/>
@@ -1537,9 +1512,7 @@
         </w:tc>
       </w:tr>
       <w:tr>
-        <w:trPr>
-          <w:cantSplit/>
-        </w:trPr>
+        <w:trPr/>
         <w:tc>
           <w:tcPr>
             <w:tcW w:type="dxa" w:w="2880"/>
@@ -1606,9 +1579,7 @@
         </w:tc>
       </w:tr>
       <w:tr>
-        <w:trPr>
-          <w:cantSplit/>
-        </w:trPr>
+        <w:trPr/>
         <w:tc>
           <w:tcPr>
             <w:tcW w:type="dxa" w:w="2880"/>
@@ -1677,9 +1648,7 @@
         </w:tc>
       </w:tr>
       <w:tr>
-        <w:trPr>
-          <w:cantSplit/>
-        </w:trPr>
+        <w:trPr/>
         <w:tc>
           <w:tcPr>
             <w:tcW w:type="dxa" w:w="2880"/>
@@ -1750,9 +1719,7 @@
         </w:tc>
       </w:tr>
       <w:tr>
-        <w:trPr>
-          <w:cantSplit/>
-        </w:trPr>
+        <w:trPr/>
         <w:tc>
           <w:tcPr>
             <w:tcW w:type="dxa" w:w="2880"/>
@@ -1821,9 +1788,7 @@
         </w:tc>
       </w:tr>
       <w:tr>
-        <w:trPr>
-          <w:cantSplit/>
-        </w:trPr>
+        <w:trPr/>
         <w:tc>
           <w:tcPr>
             <w:tcW w:type="dxa" w:w="2880"/>
@@ -1894,9 +1859,7 @@
         </w:tc>
       </w:tr>
       <w:tr>
-        <w:trPr>
-          <w:cantSplit/>
-        </w:trPr>
+        <w:trPr/>
         <w:tc>
           <w:tcPr>
             <w:tcW w:type="dxa" w:w="2880"/>
@@ -1965,9 +1928,7 @@
         </w:tc>
       </w:tr>
       <w:tr>
-        <w:trPr>
-          <w:cantSplit/>
-        </w:trPr>
+        <w:trPr/>
         <w:tc>
           <w:tcPr>
             <w:tcW w:type="dxa" w:w="2880"/>
@@ -2146,9 +2107,7 @@
         </w:tc>
       </w:tr>
       <w:tr>
-        <w:trPr>
-          <w:cantSplit/>
-        </w:trPr>
+        <w:trPr/>
         <w:tc>
           <w:tcPr>
             <w:tcW w:type="dxa" w:w="2808"/>
@@ -2209,9 +2168,7 @@
         </w:tc>
       </w:tr>
       <w:tr>
-        <w:trPr>
-          <w:cantSplit/>
-        </w:trPr>
+        <w:trPr/>
         <w:tc>
           <w:tcPr>
             <w:tcW w:type="dxa" w:w="2808"/>
@@ -2274,9 +2231,7 @@
         </w:tc>
       </w:tr>
       <w:tr>
-        <w:trPr>
-          <w:cantSplit/>
-        </w:trPr>
+        <w:trPr/>
         <w:tc>
           <w:tcPr>
             <w:tcW w:type="dxa" w:w="2808"/>
@@ -2337,9 +2292,7 @@
         </w:tc>
       </w:tr>
       <w:tr>
-        <w:trPr>
-          <w:cantSplit/>
-        </w:trPr>
+        <w:trPr/>
         <w:tc>
           <w:tcPr>
             <w:tcW w:type="dxa" w:w="2808"/>
@@ -2402,9 +2355,7 @@
         </w:tc>
       </w:tr>
       <w:tr>
-        <w:trPr>
-          <w:cantSplit/>
-        </w:trPr>
+        <w:trPr/>
         <w:tc>
           <w:tcPr>
             <w:tcW w:type="dxa" w:w="2808"/>
@@ -2465,9 +2416,7 @@
         </w:tc>
       </w:tr>
       <w:tr>
-        <w:trPr>
-          <w:cantSplit/>
-        </w:trPr>
+        <w:trPr/>
         <w:tc>
           <w:tcPr>
             <w:tcW w:type="dxa" w:w="2808"/>
@@ -2523,9 +2472,7 @@
         </w:tc>
       </w:tr>
       <w:tr>
-        <w:trPr>
-          <w:cantSplit/>
-        </w:trPr>
+        <w:trPr/>
         <w:tc>
           <w:tcPr>
             <w:tcW w:type="dxa" w:w="2808"/>
@@ -2586,9 +2533,7 @@
         </w:tc>
       </w:tr>
       <w:tr>
-        <w:trPr>
-          <w:cantSplit/>
-        </w:trPr>
+        <w:trPr/>
         <w:tc>
           <w:tcPr>
             <w:tcW w:type="dxa" w:w="2808"/>
@@ -2651,9 +2596,7 @@
         </w:tc>
       </w:tr>
       <w:tr>
-        <w:trPr>
-          <w:cantSplit/>
-        </w:trPr>
+        <w:trPr/>
         <w:tc>
           <w:tcPr>
             <w:tcW w:type="dxa" w:w="2808"/>
@@ -2714,9 +2657,7 @@
         </w:tc>
       </w:tr>
       <w:tr>
-        <w:trPr>
-          <w:cantSplit/>
-        </w:trPr>
+        <w:trPr/>
         <w:tc>
           <w:tcPr>
             <w:tcW w:type="dxa" w:w="2808"/>
@@ -2772,9 +2713,7 @@
         </w:tc>
       </w:tr>
       <w:tr>
-        <w:trPr>
-          <w:cantSplit/>
-        </w:trPr>
+        <w:trPr/>
         <w:tc>
           <w:tcPr>
             <w:tcW w:type="dxa" w:w="2808"/>
@@ -2835,9 +2774,7 @@
         </w:tc>
       </w:tr>
       <w:tr>
-        <w:trPr>
-          <w:cantSplit/>
-        </w:trPr>
+        <w:trPr/>
         <w:tc>
           <w:tcPr>
             <w:tcW w:type="dxa" w:w="2808"/>
@@ -2900,9 +2837,7 @@
         </w:tc>
       </w:tr>
       <w:tr>
-        <w:trPr>
-          <w:cantSplit/>
-        </w:trPr>
+        <w:trPr/>
         <w:tc>
           <w:tcPr>
             <w:tcW w:type="dxa" w:w="2808"/>
